--- a/documents/CURRICULUM VITAE.docx
+++ b/documents/CURRICULUM VITAE.docx
@@ -12,176 +12,84 @@
       </w:pPr>
       <w:r>
         <w:rPr>
+          <w:rFonts w:ascii="Californian FB" w:hAnsi="Californian FB"/>
+          <w:color w:val="000000" w:themeColor="text1"/>
+        </w:rPr>
+        <w:t>CURRICULUM VITAE</w:t>
+      </w:r>
+    </w:p>
+    <w:p>
+      <w:pPr>
+        <w:pStyle w:val="Heading2"/>
+        <w:rPr>
+          <w:color w:val="000000" w:themeColor="text1"/>
+        </w:rPr>
+      </w:pPr>
+      <w:r>
+        <w:rPr>
           <w:rFonts w:ascii="Californian FB" w:eastAsia="Calibri" w:hAnsi="Californian FB" w:cs="Calibri"/>
           <w:noProof/>
           <w:color w:val="000000" w:themeColor="text1"/>
         </w:rPr>
-        <mc:AlternateContent>
-          <mc:Choice Requires="wpg">
-            <w:drawing>
-              <wp:anchor distT="0" distB="0" distL="114300" distR="114300" simplePos="0" relativeHeight="251659264" behindDoc="0" locked="0" layoutInCell="1" allowOverlap="1" wp14:anchorId="5C28F819" wp14:editId="0AB1FE2E">
-                <wp:simplePos x="0" y="0"/>
-                <wp:positionH relativeFrom="margin">
-                  <wp:align>right</wp:align>
-                </wp:positionH>
-                <wp:positionV relativeFrom="paragraph">
-                  <wp:posOffset>726440</wp:posOffset>
-                </wp:positionV>
-                <wp:extent cx="1083945" cy="1470660"/>
-                <wp:effectExtent l="0" t="0" r="20955" b="15240"/>
-                <wp:wrapSquare wrapText="bothSides"/>
-                <wp:docPr id="6158" name="Group 6158"/>
-                <wp:cNvGraphicFramePr/>
-                <a:graphic xmlns:a="http://schemas.openxmlformats.org/drawingml/2006/main">
-                  <a:graphicData uri="http://schemas.microsoft.com/office/word/2010/wordprocessingGroup">
-                    <wpg:wgp>
-                      <wpg:cNvGrpSpPr/>
-                      <wpg:grpSpPr>
-                        <a:xfrm>
-                          <a:off x="0" y="0"/>
-                          <a:ext cx="1083945" cy="1470660"/>
-                          <a:chOff x="0" y="0"/>
-                          <a:chExt cx="1083945" cy="1470660"/>
-                        </a:xfrm>
-                      </wpg:grpSpPr>
-                      <pic:pic xmlns:pic="http://schemas.openxmlformats.org/drawingml/2006/picture">
-                        <pic:nvPicPr>
-                          <pic:cNvPr id="322" name="Picture 322"/>
-                          <pic:cNvPicPr/>
-                        </pic:nvPicPr>
-                        <pic:blipFill>
-                          <a:blip r:embed="rId7"/>
-                          <a:stretch>
-                            <a:fillRect/>
-                          </a:stretch>
-                        </pic:blipFill>
-                        <pic:spPr>
-                          <a:xfrm>
-                            <a:off x="4699" y="4826"/>
-                            <a:ext cx="1074420" cy="1461135"/>
-                          </a:xfrm>
-                          <a:prstGeom prst="rect">
-                            <a:avLst/>
-                          </a:prstGeom>
-                        </pic:spPr>
-                      </pic:pic>
-                      <wps:wsp>
-                        <wps:cNvPr id="323" name="Shape 323"/>
-                        <wps:cNvSpPr/>
-                        <wps:spPr>
-                          <a:xfrm>
-                            <a:off x="0" y="0"/>
-                            <a:ext cx="1083945" cy="1470660"/>
-                          </a:xfrm>
-                          <a:custGeom>
-                            <a:avLst/>
-                            <a:gdLst/>
-                            <a:ahLst/>
-                            <a:cxnLst/>
-                            <a:rect l="0" t="0" r="0" b="0"/>
-                            <a:pathLst>
-                              <a:path w="1083945" h="1470660">
-                                <a:moveTo>
-                                  <a:pt x="0" y="1470660"/>
-                                </a:moveTo>
-                                <a:lnTo>
-                                  <a:pt x="1083945" y="1470660"/>
-                                </a:lnTo>
-                                <a:lnTo>
-                                  <a:pt x="1083945" y="0"/>
-                                </a:lnTo>
-                                <a:lnTo>
-                                  <a:pt x="0" y="0"/>
-                                </a:lnTo>
-                                <a:close/>
-                              </a:path>
-                            </a:pathLst>
-                          </a:custGeom>
-                          <a:ln w="9525" cap="flat">
-                            <a:miter lim="127000"/>
-                          </a:ln>
-                        </wps:spPr>
-                        <wps:style>
-                          <a:lnRef idx="1">
-                            <a:srgbClr val="7F7F7F"/>
-                          </a:lnRef>
-                          <a:fillRef idx="0">
-                            <a:srgbClr val="000000">
-                              <a:alpha val="0"/>
-                            </a:srgbClr>
-                          </a:fillRef>
-                          <a:effectRef idx="0">
-                            <a:scrgbClr r="0" g="0" b="0"/>
-                          </a:effectRef>
-                          <a:fontRef idx="none"/>
-                        </wps:style>
-                        <wps:bodyPr/>
-                      </wps:wsp>
-                    </wpg:wgp>
-                  </a:graphicData>
-                </a:graphic>
-              </wp:anchor>
-            </w:drawing>
-          </mc:Choice>
-          <mc:Fallback>
-            <w:pict>
-              <v:group w14:anchorId="14946203" id="Group 6158" o:spid="_x0000_s1026" style="position:absolute;margin-left:34.15pt;margin-top:57.2pt;width:85.35pt;height:115.8pt;z-index:251659264;mso-position-horizontal:right;mso-position-horizontal-relative:margin" coordsize="10839,14706" o:gfxdata="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">
-                <v:shapetype id="_x0000_t75" coordsize="21600,21600" o:spt="75" o:preferrelative="t" path="m@4@5l@4@11@9@11@9@5xe" filled="f" stroked="f">
-                  <v:stroke joinstyle="miter"/>
-                  <v:formulas>
-                    <v:f eqn="if lineDrawn pixelLineWidth 0"/>
-                    <v:f eqn="sum @0 1 0"/>
-                    <v:f eqn="sum 0 0 @1"/>
-                    <v:f eqn="prod @2 1 2"/>
-                    <v:f eqn="prod @3 21600 pixelWidth"/>
-                    <v:f eqn="prod @3 21600 pixelHeight"/>
-                    <v:f eqn="sum @0 0 1"/>
-                    <v:f eqn="prod @6 1 2"/>
-                    <v:f eqn="prod @7 21600 pixelWidth"/>
-                    <v:f eqn="sum @8 21600 0"/>
-                    <v:f eqn="prod @7 21600 pixelHeight"/>
-                    <v:f eqn="sum @10 21600 0"/>
-                  </v:formulas>
-                  <v:path o:extrusionok="f" gradientshapeok="t" o:connecttype="rect"/>
-                  <o:lock v:ext="edit" aspectratio="t"/>
-                </v:shapetype>
-                <v:shape id="Picture 322" o:spid="_x0000_s1027" type="#_x0000_t75" style="position:absolute;left:46;top:48;width:10745;height:14611;visibility:visible;mso-wrap-style:square" o:gfxdata="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">
-                  <v:imagedata r:id="rId8" o:title=""/>
-                </v:shape>
-                <v:shape id="Shape 323" o:spid="_x0000_s1028" style="position:absolute;width:10839;height:14706;visibility:visible;mso-wrap-style:square;v-text-anchor:top" coordsize="1083945,1470660" o:gfxdata="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" path="m,1470660r1083945,l1083945,,,,,1470660xe" filled="f" strokecolor="#7f7f7f">
-                  <v:stroke miterlimit="83231f" joinstyle="miter"/>
-                  <v:path arrowok="t" textboxrect="0,0,1083945,1470660"/>
-                </v:shape>
-                <w10:wrap type="square" anchorx="margin"/>
-              </v:group>
-            </w:pict>
-          </mc:Fallback>
-        </mc:AlternateContent>
-      </w:r>
-      <w:r>
-        <w:rPr>
-          <w:rFonts w:ascii="Californian FB" w:hAnsi="Californian FB"/>
-          <w:color w:val="000000" w:themeColor="text1"/>
-        </w:rPr>
-        <w:t>CURRICULUM VITAE</w:t>
+        <w:drawing>
+          <wp:anchor distT="0" distB="0" distL="114300" distR="114300" simplePos="0" relativeHeight="251661312" behindDoc="0" locked="0" layoutInCell="1" allowOverlap="1" wp14:anchorId="1668C70A" wp14:editId="3AA6E314">
+            <wp:simplePos x="0" y="0"/>
+            <wp:positionH relativeFrom="margin">
+              <wp:align>right</wp:align>
+            </wp:positionH>
+            <wp:positionV relativeFrom="paragraph">
+              <wp:posOffset>158115</wp:posOffset>
+            </wp:positionV>
+            <wp:extent cx="1097280" cy="1463040"/>
+            <wp:effectExtent l="0" t="0" r="7620" b="3810"/>
+            <wp:wrapSquare wrapText="bothSides"/>
+            <wp:docPr id="511891384" name="Picture 2"/>
+            <wp:cNvGraphicFramePr>
+              <a:graphicFrameLocks xmlns:a="http://schemas.openxmlformats.org/drawingml/2006/main" noChangeAspect="1"/>
+            </wp:cNvGraphicFramePr>
+            <a:graphic xmlns:a="http://schemas.openxmlformats.org/drawingml/2006/main">
+              <a:graphicData uri="http://schemas.openxmlformats.org/drawingml/2006/picture">
+                <pic:pic xmlns:pic="http://schemas.openxmlformats.org/drawingml/2006/picture">
+                  <pic:nvPicPr>
+                    <pic:cNvPr id="511891384" name="Picture 511891384"/>
+                    <pic:cNvPicPr/>
+                  </pic:nvPicPr>
+                  <pic:blipFill>
+                    <a:blip r:embed="rId7" cstate="print">
+                      <a:extLst>
+                        <a:ext uri="{28A0092B-C50C-407E-A947-70E740481C1C}">
+                          <a14:useLocalDpi xmlns:a14="http://schemas.microsoft.com/office/drawing/2010/main" val="0"/>
+                        </a:ext>
+                      </a:extLst>
+                    </a:blip>
+                    <a:stretch>
+                      <a:fillRect/>
+                    </a:stretch>
+                  </pic:blipFill>
+                  <pic:spPr>
+                    <a:xfrm>
+                      <a:off x="0" y="0"/>
+                      <a:ext cx="1097280" cy="1463040"/>
+                    </a:xfrm>
+                    <a:prstGeom prst="rect">
+                      <a:avLst/>
+                    </a:prstGeom>
+                  </pic:spPr>
+                </pic:pic>
+              </a:graphicData>
+            </a:graphic>
+          </wp:anchor>
+        </w:drawing>
+      </w:r>
+      <w:r>
+        <w:rPr>
+          <w:color w:val="000000" w:themeColor="text1"/>
+        </w:rPr>
+        <w:t xml:space="preserve">Mr. Shani Shashidharan </w:t>
       </w:r>
     </w:p>
     <w:p>
       <w:pPr>
-        <w:pStyle w:val="Heading2"/>
-        <w:rPr>
-          <w:color w:val="000000" w:themeColor="text1"/>
-        </w:rPr>
-      </w:pPr>
-      <w:r>
-        <w:rPr>
-          <w:color w:val="000000" w:themeColor="text1"/>
-        </w:rPr>
-        <w:t xml:space="preserve">Mr. Shani Shashidharan </w:t>
-      </w:r>
-    </w:p>
-    <w:p>
-      <w:pPr>
         <w:rPr>
           <w:color w:val="000000" w:themeColor="text1"/>
         </w:rPr>
@@ -203,7 +111,35 @@
         <w:rPr>
           <w:color w:val="000000" w:themeColor="text1"/>
         </w:rPr>
-        <w:t>Aswathy, Umayanalloor P. O, Perayam, Kollam, Kerala</w:t>
+        <w:t xml:space="preserve">Aswathy, </w:t>
+      </w:r>
+      <w:proofErr w:type="spellStart"/>
+      <w:r>
+        <w:rPr>
+          <w:color w:val="000000" w:themeColor="text1"/>
+        </w:rPr>
+        <w:t>Umayanalloor</w:t>
+      </w:r>
+      <w:proofErr w:type="spellEnd"/>
+      <w:r>
+        <w:rPr>
+          <w:color w:val="000000" w:themeColor="text1"/>
+        </w:rPr>
+        <w:t xml:space="preserve"> P. O, </w:t>
+      </w:r>
+      <w:proofErr w:type="spellStart"/>
+      <w:r>
+        <w:rPr>
+          <w:color w:val="000000" w:themeColor="text1"/>
+        </w:rPr>
+        <w:t>Perayam</w:t>
+      </w:r>
+      <w:proofErr w:type="spellEnd"/>
+      <w:r>
+        <w:rPr>
+          <w:color w:val="000000" w:themeColor="text1"/>
+        </w:rPr>
+        <w:t>, Kollam, Kerala</w:t>
       </w:r>
       <w:r>
         <w:rPr>
@@ -311,7 +247,7 @@
         </w:rPr>
         <w:t xml:space="preserve"> Mobile: </w:t>
       </w:r>
-      <w:hyperlink r:id="rId9" w:history="1">
+      <w:hyperlink r:id="rId8" w:history="1">
         <w:r>
           <w:rPr>
             <w:rStyle w:val="Hyperlink"/>
@@ -327,7 +263,7 @@
         </w:rPr>
         <w:t xml:space="preserve">, </w:t>
       </w:r>
-      <w:hyperlink r:id="rId10" w:history="1">
+      <w:hyperlink r:id="rId9" w:history="1">
         <w:r>
           <w:rPr>
             <w:rStyle w:val="Hyperlink"/>
@@ -359,7 +295,7 @@
         </w:rPr>
         <w:t xml:space="preserve">, </w:t>
       </w:r>
-      <w:hyperlink r:id="rId11" w:history="1">
+      <w:hyperlink r:id="rId10" w:history="1">
         <w:r>
           <w:rPr>
             <w:rStyle w:val="Hyperlink"/>
@@ -395,7 +331,7 @@
         </w:rPr>
         <w:t xml:space="preserve"> </w:t>
       </w:r>
-      <w:hyperlink r:id="rId12" w:history="1">
+      <w:hyperlink r:id="rId11" w:history="1">
         <w:r>
           <w:rPr>
             <w:rStyle w:val="Hyperlink"/>
@@ -510,7 +446,19 @@
         <w:rPr>
           <w:color w:val="000000" w:themeColor="text1"/>
         </w:rPr>
-        <w:t>Dec 2024 – Present</w:t>
+        <w:t>Dec 202</w:t>
+      </w:r>
+      <w:r>
+        <w:rPr>
+          <w:color w:val="000000" w:themeColor="text1"/>
+        </w:rPr>
+        <w:t>5</w:t>
+      </w:r>
+      <w:r>
+        <w:rPr>
+          <w:color w:val="000000" w:themeColor="text1"/>
+        </w:rPr>
+        <w:t xml:space="preserve"> – Present</w:t>
       </w:r>
       <w:r>
         <w:rPr>
@@ -562,7 +510,43 @@
           <w:bCs w:val="0"/>
           <w:color w:val="000000" w:themeColor="text1"/>
         </w:rPr>
-        <w:t>Manager – IT at Proconex Pvt. Ltd</w:t>
+        <w:t xml:space="preserve">Manager – IT at </w:t>
+      </w:r>
+      <w:proofErr w:type="spellStart"/>
+      <w:r>
+        <w:rPr>
+          <w:b/>
+          <w:bCs w:val="0"/>
+          <w:color w:val="000000" w:themeColor="text1"/>
+        </w:rPr>
+        <w:t>Proconex</w:t>
+      </w:r>
+      <w:proofErr w:type="spellEnd"/>
+      <w:r>
+        <w:rPr>
+          <w:b/>
+          <w:bCs w:val="0"/>
+          <w:color w:val="000000" w:themeColor="text1"/>
+        </w:rPr>
+        <w:t xml:space="preserve"> </w:t>
+      </w:r>
+      <w:proofErr w:type="spellStart"/>
+      <w:r>
+        <w:rPr>
+          <w:b/>
+          <w:bCs w:val="0"/>
+          <w:color w:val="000000" w:themeColor="text1"/>
+        </w:rPr>
+        <w:t>Pvt.</w:t>
+      </w:r>
+      <w:proofErr w:type="spellEnd"/>
+      <w:r>
+        <w:rPr>
+          <w:b/>
+          <w:bCs w:val="0"/>
+          <w:color w:val="000000" w:themeColor="text1"/>
+        </w:rPr>
+        <w:t xml:space="preserve"> Ltd</w:t>
       </w:r>
       <w:r>
         <w:rPr>
@@ -608,7 +592,7 @@
         </w:rPr>
         <w:t xml:space="preserve">ram Karanth Nagar, Bengaluru, Karnataka, India – 560077, website: </w:t>
       </w:r>
-      <w:hyperlink r:id="rId13" w:history="1">
+      <w:hyperlink r:id="rId12" w:history="1">
         <w:r>
           <w:rPr>
             <w:rStyle w:val="Hyperlink"/>
@@ -724,9 +708,37 @@
         <w:rPr>
           <w:color w:val="000000" w:themeColor="text1"/>
         </w:rPr>
-        <w:t xml:space="preserve">, Sheneshwara temple road, near Reliance Fresh, HBR Layout 4th Block, Hennur Gardens, Bengaluru, Karnataka 560043, Website: </w:t>
-      </w:r>
-      <w:hyperlink r:id="rId14" w:history="1">
+        <w:t xml:space="preserve">, </w:t>
+      </w:r>
+      <w:proofErr w:type="spellStart"/>
+      <w:r>
+        <w:rPr>
+          <w:color w:val="000000" w:themeColor="text1"/>
+        </w:rPr>
+        <w:t>Sheneshwara</w:t>
+      </w:r>
+      <w:proofErr w:type="spellEnd"/>
+      <w:r>
+        <w:rPr>
+          <w:color w:val="000000" w:themeColor="text1"/>
+        </w:rPr>
+        <w:t xml:space="preserve"> temple road, near Reliance Fresh, HBR Layout 4th Block, </w:t>
+      </w:r>
+      <w:proofErr w:type="spellStart"/>
+      <w:r>
+        <w:rPr>
+          <w:color w:val="000000" w:themeColor="text1"/>
+        </w:rPr>
+        <w:t>Hennur</w:t>
+      </w:r>
+      <w:proofErr w:type="spellEnd"/>
+      <w:r>
+        <w:rPr>
+          <w:color w:val="000000" w:themeColor="text1"/>
+        </w:rPr>
+        <w:t xml:space="preserve"> Gardens, Bengaluru, Karnataka 560043, Website: </w:t>
+      </w:r>
+      <w:hyperlink r:id="rId13" w:history="1">
         <w:r>
           <w:rPr>
             <w:rStyle w:val="Hyperlink"/>
@@ -870,7 +882,7 @@
         </w:rPr>
         <w:t xml:space="preserve"> KLI60981640, website - </w:t>
       </w:r>
-      <w:hyperlink r:id="rId15" w:history="1">
+      <w:hyperlink r:id="rId14" w:history="1">
         <w:r>
           <w:rPr>
             <w:rStyle w:val="Hyperlink"/>
@@ -964,7 +976,43 @@
           <w:bCs w:val="0"/>
           <w:color w:val="000000" w:themeColor="text1"/>
         </w:rPr>
-        <w:t>Digital Marketing Head and Executive Graphic Designer at Madhus and Madhus Advertising</w:t>
+        <w:t xml:space="preserve">Digital Marketing Head and Executive Graphic Designer at </w:t>
+      </w:r>
+      <w:proofErr w:type="spellStart"/>
+      <w:r>
+        <w:rPr>
+          <w:b/>
+          <w:bCs w:val="0"/>
+          <w:color w:val="000000" w:themeColor="text1"/>
+        </w:rPr>
+        <w:t>Madhus</w:t>
+      </w:r>
+      <w:proofErr w:type="spellEnd"/>
+      <w:r>
+        <w:rPr>
+          <w:b/>
+          <w:bCs w:val="0"/>
+          <w:color w:val="000000" w:themeColor="text1"/>
+        </w:rPr>
+        <w:t xml:space="preserve"> and </w:t>
+      </w:r>
+      <w:proofErr w:type="spellStart"/>
+      <w:r>
+        <w:rPr>
+          <w:b/>
+          <w:bCs w:val="0"/>
+          <w:color w:val="000000" w:themeColor="text1"/>
+        </w:rPr>
+        <w:t>Madhus</w:t>
+      </w:r>
+      <w:proofErr w:type="spellEnd"/>
+      <w:r>
+        <w:rPr>
+          <w:b/>
+          <w:bCs w:val="0"/>
+          <w:color w:val="000000" w:themeColor="text1"/>
+        </w:rPr>
+        <w:t xml:space="preserve"> Advertising</w:t>
       </w:r>
       <w:r>
         <w:rPr>
@@ -972,7 +1020,7 @@
         </w:rPr>
         <w:t xml:space="preserve">, Kadapakada, Kollam, Kerala-691008, Mobile -  9544959999, 9847001941, Email - </w:t>
       </w:r>
-      <w:hyperlink r:id="rId16" w:history="1">
+      <w:hyperlink r:id="rId15" w:history="1">
         <w:r>
           <w:rPr>
             <w:rStyle w:val="Hyperlink"/>
@@ -1000,7 +1048,7 @@
         </w:rPr>
         <w:t xml:space="preserve"> </w:t>
       </w:r>
-      <w:hyperlink r:id="rId17" w:history="1">
+      <w:hyperlink r:id="rId16" w:history="1">
         <w:r>
           <w:rPr>
             <w:rStyle w:val="Hyperlink"/>
@@ -1022,7 +1070,7 @@
         </w:rPr>
         <w:t xml:space="preserve">, </w:t>
       </w:r>
-      <w:hyperlink r:id="rId18" w:history="1">
+      <w:hyperlink r:id="rId17" w:history="1">
         <w:r>
           <w:rPr>
             <w:rStyle w:val="Hyperlink"/>
@@ -1141,9 +1189,51 @@
         <w:rPr>
           <w:color w:val="000000" w:themeColor="text1"/>
         </w:rPr>
-        <w:t xml:space="preserve">, 65A, Uliyakovil Nagar, Kayalvarom Road, Uliyakovil, Kollam – 691019, Mobile: +91 96333 97778 (Website: </w:t>
-      </w:r>
-      <w:hyperlink r:id="rId19" w:history="1">
+        <w:t xml:space="preserve">, 65A, </w:t>
+      </w:r>
+      <w:proofErr w:type="spellStart"/>
+      <w:r>
+        <w:rPr>
+          <w:color w:val="000000" w:themeColor="text1"/>
+        </w:rPr>
+        <w:t>Uliyakovil</w:t>
+      </w:r>
+      <w:proofErr w:type="spellEnd"/>
+      <w:r>
+        <w:rPr>
+          <w:color w:val="000000" w:themeColor="text1"/>
+        </w:rPr>
+        <w:t xml:space="preserve"> Nagar, </w:t>
+      </w:r>
+      <w:proofErr w:type="spellStart"/>
+      <w:r>
+        <w:rPr>
+          <w:color w:val="000000" w:themeColor="text1"/>
+        </w:rPr>
+        <w:t>Kayalvarom</w:t>
+      </w:r>
+      <w:proofErr w:type="spellEnd"/>
+      <w:r>
+        <w:rPr>
+          <w:color w:val="000000" w:themeColor="text1"/>
+        </w:rPr>
+        <w:t xml:space="preserve"> Road, </w:t>
+      </w:r>
+      <w:proofErr w:type="spellStart"/>
+      <w:r>
+        <w:rPr>
+          <w:color w:val="000000" w:themeColor="text1"/>
+        </w:rPr>
+        <w:t>Uliyakovil</w:t>
+      </w:r>
+      <w:proofErr w:type="spellEnd"/>
+      <w:r>
+        <w:rPr>
+          <w:color w:val="000000" w:themeColor="text1"/>
+        </w:rPr>
+        <w:t xml:space="preserve">, Kollam – 691019, Mobile: +91 96333 97778 (Website: </w:t>
+      </w:r>
+      <w:hyperlink r:id="rId18" w:history="1">
         <w:r>
           <w:rPr>
             <w:rStyle w:val="Hyperlink"/>
@@ -1233,7 +1323,29 @@
           <w:sz w:val="20"/>
           <w:szCs w:val="20"/>
         </w:rPr>
-        <w:t>Classes, Tests and Project works of Subjects: Design for Interaction, Front End Web Development, JavaScript, jQuery and ReactJs, Responsive Web Design and Website Optimization Techniques (SEO).</w:t>
+        <w:t xml:space="preserve">Classes, Tests and Project works of Subjects: Design for Interaction, Front End Web Development, JavaScript, jQuery and </w:t>
+      </w:r>
+      <w:proofErr w:type="spellStart"/>
+      <w:r>
+        <w:rPr>
+          <w:i/>
+          <w:iCs/>
+          <w:color w:val="000000" w:themeColor="text1"/>
+          <w:sz w:val="20"/>
+          <w:szCs w:val="20"/>
+        </w:rPr>
+        <w:t>ReactJs</w:t>
+      </w:r>
+      <w:proofErr w:type="spellEnd"/>
+      <w:r>
+        <w:rPr>
+          <w:i/>
+          <w:iCs/>
+          <w:color w:val="000000" w:themeColor="text1"/>
+          <w:sz w:val="20"/>
+          <w:szCs w:val="20"/>
+        </w:rPr>
+        <w:t>, Responsive Web Design and Website Optimization Techniques (SEO).</w:t>
       </w:r>
     </w:p>
     <w:p>
@@ -1263,7 +1375,25 @@
           <w:bCs w:val="0"/>
           <w:color w:val="000000" w:themeColor="text1"/>
         </w:rPr>
-        <w:t>Web Developer at  LM Properties Pvt. Ltd</w:t>
+        <w:t xml:space="preserve">Web Developer at  LM Properties </w:t>
+      </w:r>
+      <w:proofErr w:type="spellStart"/>
+      <w:r>
+        <w:rPr>
+          <w:b/>
+          <w:bCs w:val="0"/>
+          <w:color w:val="000000" w:themeColor="text1"/>
+        </w:rPr>
+        <w:t>Pvt.</w:t>
+      </w:r>
+      <w:proofErr w:type="spellEnd"/>
+      <w:r>
+        <w:rPr>
+          <w:b/>
+          <w:bCs w:val="0"/>
+          <w:color w:val="000000" w:themeColor="text1"/>
+        </w:rPr>
+        <w:t xml:space="preserve"> Ltd</w:t>
       </w:r>
       <w:r>
         <w:rPr>
@@ -1345,7 +1475,21 @@
         <w:rPr>
           <w:color w:val="000000" w:themeColor="text1"/>
         </w:rPr>
-        <w:t xml:space="preserve">, 1st floor, Paris Tower, Andamukkom, Beach Road, Kollam, Kerala, India, PIN-691001.  Website: http://www.quilonmobiles.com/   </w:t>
+        <w:t xml:space="preserve">, 1st floor, Paris Tower, </w:t>
+      </w:r>
+      <w:proofErr w:type="spellStart"/>
+      <w:r>
+        <w:rPr>
+          <w:color w:val="000000" w:themeColor="text1"/>
+        </w:rPr>
+        <w:t>Andamukkom</w:t>
+      </w:r>
+      <w:proofErr w:type="spellEnd"/>
+      <w:r>
+        <w:rPr>
+          <w:color w:val="000000" w:themeColor="text1"/>
+        </w:rPr>
+        <w:t xml:space="preserve">, Beach Road, Kollam, Kerala, India, PIN-691001.  Website: http://www.quilonmobiles.com/   </w:t>
       </w:r>
       <w:r>
         <w:rPr>
@@ -1530,11 +1674,33 @@
         </w:rPr>
         <w:t xml:space="preserve">. </w:t>
       </w:r>
-      <w:r>
-        <w:rPr>
-          <w:color w:val="000000" w:themeColor="text1"/>
-        </w:rPr>
-        <w:t xml:space="preserve">Pattathuvila Plaza, Chinnakada, Kollam, Kerala 691001, Website: </w:t>
+      <w:proofErr w:type="spellStart"/>
+      <w:r>
+        <w:rPr>
+          <w:color w:val="000000" w:themeColor="text1"/>
+        </w:rPr>
+        <w:t>Pattathuvila</w:t>
+      </w:r>
+      <w:proofErr w:type="spellEnd"/>
+      <w:r>
+        <w:rPr>
+          <w:color w:val="000000" w:themeColor="text1"/>
+        </w:rPr>
+        <w:t xml:space="preserve"> Plaza, </w:t>
+      </w:r>
+      <w:proofErr w:type="spellStart"/>
+      <w:r>
+        <w:rPr>
+          <w:color w:val="000000" w:themeColor="text1"/>
+        </w:rPr>
+        <w:t>Chinnakada</w:t>
+      </w:r>
+      <w:proofErr w:type="spellEnd"/>
+      <w:r>
+        <w:rPr>
+          <w:color w:val="000000" w:themeColor="text1"/>
+        </w:rPr>
+        <w:t xml:space="preserve">, Kollam, Kerala 691001, Website: </w:t>
       </w:r>
       <w:r>
         <w:rPr>
@@ -1647,7 +1813,29 @@
           <w:sz w:val="20"/>
           <w:szCs w:val="20"/>
         </w:rPr>
-        <w:t>Reseller Web hosting and server maintenance including Web Host Manager (WHM), FTP, MySQL Database, WordPress and cPanel, Web design and development, Mobile friendly responsive Bootstrap and jQuery webpage designs and PHP frameworks (mini Logic), W3C Validations, Graphic design, Windows installations and upgrades, Rapid API management, Web security and Google reCAPTCHA design and management (PHP Curl), Web email design (php), Web email software and management, Search Engine Optimization (SEO) and management, Google Search webpage design, Social media webpage design, Social media development and management, Audio and Video Editing, Shop accounting and sales management, Adobe CC software installation, maintenance and Desktop publishing.</w:t>
+        <w:t>Reseller Web hosting and server maintenance including Web Host Manager (WHM), FTP, MySQL Database, WordPress and cPanel, Web design and development, Mobile friendly responsive Bootstrap and jQuery webpage designs and PHP frameworks (mini Logic), W3C Validations, Graphic design, Windows installations and upgrades, Rapid API management, Web security and Google reCAPTCHA design and management (PHP Curl), Web email design (</w:t>
+      </w:r>
+      <w:proofErr w:type="spellStart"/>
+      <w:r>
+        <w:rPr>
+          <w:i/>
+          <w:iCs/>
+          <w:color w:val="000000" w:themeColor="text1"/>
+          <w:sz w:val="20"/>
+          <w:szCs w:val="20"/>
+        </w:rPr>
+        <w:t>php</w:t>
+      </w:r>
+      <w:proofErr w:type="spellEnd"/>
+      <w:r>
+        <w:rPr>
+          <w:i/>
+          <w:iCs/>
+          <w:color w:val="000000" w:themeColor="text1"/>
+          <w:sz w:val="20"/>
+          <w:szCs w:val="20"/>
+        </w:rPr>
+        <w:t>), Web email software and management, Search Engine Optimization (SEO) and management, Google Search webpage design, Social media webpage design, Social media development and management, Audio and Video Editing, Shop accounting and sales management, Adobe CC software installation, maintenance and Desktop publishing.</w:t>
       </w:r>
     </w:p>
     <w:p>
@@ -1673,7 +1861,21 @@
         <w:rPr>
           <w:color w:val="000000" w:themeColor="text1"/>
         </w:rPr>
-        <w:t xml:space="preserve">, 5D, Transasia, Infopark SEZ Phase II, Cochin, India. Pin 682303. (Website: www.zeleniumglobal.com) </w:t>
+        <w:t xml:space="preserve">, 5D, </w:t>
+      </w:r>
+      <w:proofErr w:type="spellStart"/>
+      <w:r>
+        <w:rPr>
+          <w:color w:val="000000" w:themeColor="text1"/>
+        </w:rPr>
+        <w:t>Transasia</w:t>
+      </w:r>
+      <w:proofErr w:type="spellEnd"/>
+      <w:r>
+        <w:rPr>
+          <w:color w:val="000000" w:themeColor="text1"/>
+        </w:rPr>
+        <w:t xml:space="preserve">, Infopark SEZ Phase II, Cochin, India. Pin 682303. (Website: www.zeleniumglobal.com) </w:t>
       </w:r>
       <w:r>
         <w:rPr>
@@ -1750,13 +1952,73 @@
           <w:bCs w:val="0"/>
           <w:color w:val="000000" w:themeColor="text1"/>
         </w:rPr>
-        <w:t>Web Designer and Developer at Infametech Solutions Pvt. Ltd.</w:t>
-      </w:r>
-      <w:r>
-        <w:rPr>
-          <w:color w:val="000000" w:themeColor="text1"/>
-        </w:rPr>
-        <w:t xml:space="preserve"> 1st Floor, Rubiyan Building, Arangath Road, Kacheripady, Kochi-18, Kerala, India. website -</w:t>
+        <w:t xml:space="preserve">Web Designer and Developer at Infametech Solutions </w:t>
+      </w:r>
+      <w:proofErr w:type="spellStart"/>
+      <w:r>
+        <w:rPr>
+          <w:b/>
+          <w:bCs w:val="0"/>
+          <w:color w:val="000000" w:themeColor="text1"/>
+        </w:rPr>
+        <w:t>Pvt.</w:t>
+      </w:r>
+      <w:proofErr w:type="spellEnd"/>
+      <w:r>
+        <w:rPr>
+          <w:b/>
+          <w:bCs w:val="0"/>
+          <w:color w:val="000000" w:themeColor="text1"/>
+        </w:rPr>
+        <w:t xml:space="preserve"> Ltd.</w:t>
+      </w:r>
+      <w:r>
+        <w:rPr>
+          <w:color w:val="000000" w:themeColor="text1"/>
+        </w:rPr>
+        <w:t xml:space="preserve"> 1st Floor, </w:t>
+      </w:r>
+      <w:proofErr w:type="spellStart"/>
+      <w:r>
+        <w:rPr>
+          <w:color w:val="000000" w:themeColor="text1"/>
+        </w:rPr>
+        <w:t>Rubiyan</w:t>
+      </w:r>
+      <w:proofErr w:type="spellEnd"/>
+      <w:r>
+        <w:rPr>
+          <w:color w:val="000000" w:themeColor="text1"/>
+        </w:rPr>
+        <w:t xml:space="preserve"> Building, </w:t>
+      </w:r>
+      <w:proofErr w:type="spellStart"/>
+      <w:r>
+        <w:rPr>
+          <w:color w:val="000000" w:themeColor="text1"/>
+        </w:rPr>
+        <w:t>Arangath</w:t>
+      </w:r>
+      <w:proofErr w:type="spellEnd"/>
+      <w:r>
+        <w:rPr>
+          <w:color w:val="000000" w:themeColor="text1"/>
+        </w:rPr>
+        <w:t xml:space="preserve"> Road, Kacheripady, Kochi-18, Kerala, India. website -</w:t>
+      </w:r>
+      <w:hyperlink r:id="rId19">
+        <w:r>
+          <w:rPr>
+            <w:color w:val="000000" w:themeColor="text1"/>
+          </w:rPr>
+          <w:t xml:space="preserve"> </w:t>
+        </w:r>
+      </w:hyperlink>
+      <w:r>
+        <w:rPr>
+          <w:color w:val="000000" w:themeColor="text1"/>
+        </w:rPr>
+        <w:t>www.infametech.in</w:t>
       </w:r>
       <w:hyperlink r:id="rId20">
         <w:r>
@@ -1770,9 +2032,589 @@
         <w:rPr>
           <w:color w:val="000000" w:themeColor="text1"/>
         </w:rPr>
-        <w:t>www.infametech.in</w:t>
+        <w:t>(Not presently active online, company closed)</w:t>
+      </w:r>
+      <w:r>
+        <w:rPr>
+          <w:color w:val="000000" w:themeColor="text1"/>
+        </w:rPr>
+        <w:br/>
+      </w:r>
+      <w:r>
+        <w:rPr>
+          <w:b/>
+          <w:bCs w:val="0"/>
+          <w:color w:val="000000" w:themeColor="text1"/>
+        </w:rPr>
+        <w:t>Duration:</w:t>
+      </w:r>
+      <w:r>
+        <w:rPr>
+          <w:color w:val="000000" w:themeColor="text1"/>
+        </w:rPr>
+        <w:t xml:space="preserve"> September 18, 2017 to June 9, 2018</w:t>
+      </w:r>
+      <w:r>
+        <w:rPr>
+          <w:color w:val="000000" w:themeColor="text1"/>
+        </w:rPr>
+        <w:br/>
+      </w:r>
+      <w:r>
+        <w:rPr>
+          <w:b/>
+          <w:bCs w:val="0"/>
+          <w:color w:val="000000" w:themeColor="text1"/>
+        </w:rPr>
+        <w:t>Works detail:</w:t>
+      </w:r>
+      <w:r>
+        <w:rPr>
+          <w:color w:val="000000" w:themeColor="text1"/>
+        </w:rPr>
+        <w:t xml:space="preserve"> </w:t>
+      </w:r>
+      <w:r>
+        <w:rPr>
+          <w:i/>
+          <w:iCs/>
+          <w:color w:val="000000" w:themeColor="text1"/>
+          <w:sz w:val="20"/>
+          <w:szCs w:val="20"/>
+        </w:rPr>
+        <w:t>Web server maintenance including FTP, MySQL Database, cPanel, PHP Frameworks such as WordPress and CodeIgniter, Web design and development, Mobile friendly responsive Bootstrap and jQuery webpage designs and PHP frameworks, W3C Validations, Graphic design, Adobe CC software installation, maintenance and Desktop publishing, Windows installations and upgrades.</w:t>
+      </w:r>
+    </w:p>
+    <w:p>
+      <w:pPr>
+        <w:pStyle w:val="numberlist"/>
+        <w:rPr>
+          <w:color w:val="000000" w:themeColor="text1"/>
+        </w:rPr>
+      </w:pPr>
+      <w:r>
+        <w:rPr>
+          <w:b/>
+          <w:bCs w:val="0"/>
+          <w:color w:val="000000" w:themeColor="text1"/>
+        </w:rPr>
+        <w:t>Web Developer at Codmob Technologies,</w:t>
+      </w:r>
+      <w:r>
+        <w:rPr>
+          <w:color w:val="000000" w:themeColor="text1"/>
+        </w:rPr>
+        <w:t xml:space="preserve"> Infopark campus, Nirmal Infopark, Kakkanad, Kochi. Website - www.codmob.com </w:t>
+      </w:r>
+      <w:r>
+        <w:rPr>
+          <w:color w:val="000000" w:themeColor="text1"/>
+        </w:rPr>
+        <w:br/>
+      </w:r>
+      <w:r>
+        <w:rPr>
+          <w:b/>
+          <w:bCs w:val="0"/>
+          <w:color w:val="000000" w:themeColor="text1"/>
+        </w:rPr>
+        <w:t>Duration:</w:t>
+      </w:r>
+      <w:r>
+        <w:rPr>
+          <w:color w:val="000000" w:themeColor="text1"/>
+        </w:rPr>
+        <w:t xml:space="preserve"> July 21, 2016 to September 11, 2017</w:t>
+      </w:r>
+      <w:r>
+        <w:rPr>
+          <w:color w:val="000000" w:themeColor="text1"/>
+        </w:rPr>
+        <w:br/>
+      </w:r>
+      <w:r>
+        <w:rPr>
+          <w:b/>
+          <w:bCs w:val="0"/>
+          <w:color w:val="000000" w:themeColor="text1"/>
+        </w:rPr>
+        <w:t>Works detail:</w:t>
+      </w:r>
+      <w:r>
+        <w:rPr>
+          <w:color w:val="000000" w:themeColor="text1"/>
+        </w:rPr>
+        <w:t xml:space="preserve"> </w:t>
+      </w:r>
+      <w:r>
+        <w:rPr>
+          <w:i/>
+          <w:iCs/>
+          <w:color w:val="000000" w:themeColor="text1"/>
+          <w:sz w:val="20"/>
+          <w:szCs w:val="20"/>
+        </w:rPr>
+        <w:t>Web server maintenance including FTP, MySQL Database, cPanel, CodeIgniter (PHP Framework) and WordPress, Web design and development, W3C Validations, Graphic design, Adobe CC software installation, maintenance and Desktop publishing.</w:t>
+      </w:r>
+    </w:p>
+    <w:p>
+      <w:pPr>
+        <w:pStyle w:val="numberlist"/>
+        <w:rPr>
+          <w:color w:val="000000" w:themeColor="text1"/>
+        </w:rPr>
+      </w:pPr>
+      <w:r>
+        <w:rPr>
+          <w:b/>
+          <w:bCs w:val="0"/>
+          <w:color w:val="000000" w:themeColor="text1"/>
+        </w:rPr>
+        <w:t>Web Developer, at Gram Technologies</w:t>
+      </w:r>
+      <w:r>
+        <w:rPr>
+          <w:color w:val="000000" w:themeColor="text1"/>
+        </w:rPr>
+        <w:t xml:space="preserve">, USRA-62, </w:t>
+      </w:r>
+      <w:proofErr w:type="spellStart"/>
+      <w:r>
+        <w:rPr>
+          <w:color w:val="000000" w:themeColor="text1"/>
+        </w:rPr>
+        <w:t>Udarasiroman</w:t>
+      </w:r>
+      <w:proofErr w:type="spellEnd"/>
+      <w:r>
+        <w:rPr>
+          <w:color w:val="000000" w:themeColor="text1"/>
+        </w:rPr>
+        <w:t xml:space="preserve"> Road, </w:t>
+      </w:r>
+      <w:proofErr w:type="spellStart"/>
+      <w:r>
+        <w:rPr>
+          <w:color w:val="000000" w:themeColor="text1"/>
+        </w:rPr>
+        <w:t>Vellayambalam</w:t>
+      </w:r>
+      <w:proofErr w:type="spellEnd"/>
+      <w:r>
+        <w:rPr>
+          <w:color w:val="000000" w:themeColor="text1"/>
+        </w:rPr>
+        <w:t xml:space="preserve"> Trivandrum, India, Pin: 695010. </w:t>
+      </w:r>
+      <w:r>
+        <w:rPr>
+          <w:color w:val="000000" w:themeColor="text1"/>
+        </w:rPr>
+        <w:br/>
+      </w:r>
+      <w:r>
+        <w:rPr>
+          <w:b/>
+          <w:bCs w:val="0"/>
+          <w:color w:val="000000" w:themeColor="text1"/>
+        </w:rPr>
+        <w:t>Duration:</w:t>
+      </w:r>
+      <w:r>
+        <w:rPr>
+          <w:color w:val="000000" w:themeColor="text1"/>
+        </w:rPr>
+        <w:t xml:space="preserve"> August 3, 2015 to July 20, 2016</w:t>
+      </w:r>
+      <w:r>
+        <w:rPr>
+          <w:color w:val="000000" w:themeColor="text1"/>
+        </w:rPr>
+        <w:br/>
+      </w:r>
+      <w:r>
+        <w:rPr>
+          <w:b/>
+          <w:bCs w:val="0"/>
+          <w:color w:val="000000" w:themeColor="text1"/>
+        </w:rPr>
+        <w:t>Works detail:</w:t>
+      </w:r>
+      <w:r>
+        <w:rPr>
+          <w:color w:val="000000" w:themeColor="text1"/>
+        </w:rPr>
+        <w:t xml:space="preserve"> </w:t>
+      </w:r>
+      <w:r>
+        <w:rPr>
+          <w:i/>
+          <w:iCs/>
+          <w:color w:val="000000" w:themeColor="text1"/>
+          <w:sz w:val="20"/>
+          <w:szCs w:val="20"/>
+        </w:rPr>
+        <w:t>Web server maintenance including FTP, MySQL Database, cPanel, PHP Framework such as CodeIgniter and WordPress, Web design and development, Mobile friendly responsive Bootstrap and jQuery webpage designs, W3C Validations, Graphic design and Animation, Audio and Video Editing, Adobe CC software installation, maintenance and Desktop publishing.</w:t>
+      </w:r>
+      <w:r>
+        <w:rPr>
+          <w:color w:val="000000" w:themeColor="text1"/>
+          <w:sz w:val="20"/>
+          <w:szCs w:val="20"/>
+        </w:rPr>
+        <w:t xml:space="preserve"> </w:t>
+      </w:r>
+    </w:p>
+    <w:p>
+      <w:pPr>
+        <w:pStyle w:val="numberlist"/>
+        <w:rPr>
+          <w:i/>
+          <w:iCs/>
+          <w:color w:val="000000" w:themeColor="text1"/>
+          <w:sz w:val="20"/>
+          <w:szCs w:val="20"/>
+        </w:rPr>
+      </w:pPr>
+      <w:r>
+        <w:rPr>
+          <w:b/>
+          <w:bCs w:val="0"/>
+          <w:color w:val="000000" w:themeColor="text1"/>
+        </w:rPr>
+        <w:t>Faculty of Web Design and Development</w:t>
+      </w:r>
+      <w:r>
+        <w:rPr>
+          <w:color w:val="000000" w:themeColor="text1"/>
+        </w:rPr>
+        <w:t xml:space="preserve">, </w:t>
+      </w:r>
+      <w:r>
+        <w:rPr>
+          <w:b/>
+          <w:bCs w:val="0"/>
+          <w:color w:val="000000" w:themeColor="text1"/>
+        </w:rPr>
+        <w:t>Computer Technology and Development Center</w:t>
+      </w:r>
+      <w:r>
+        <w:rPr>
+          <w:color w:val="000000" w:themeColor="text1"/>
+        </w:rPr>
+        <w:t xml:space="preserve">, Pettah, Thiruvananthapuram, &amp; </w:t>
+      </w:r>
+      <w:r>
+        <w:rPr>
+          <w:b/>
+          <w:bCs w:val="0"/>
+          <w:color w:val="000000" w:themeColor="text1"/>
+        </w:rPr>
+        <w:t>Surabhi Multimedia</w:t>
+      </w:r>
+      <w:r>
+        <w:rPr>
+          <w:color w:val="000000" w:themeColor="text1"/>
+        </w:rPr>
+        <w:t xml:space="preserve">, V. V. Road, </w:t>
+      </w:r>
+      <w:proofErr w:type="spellStart"/>
+      <w:r>
+        <w:rPr>
+          <w:color w:val="000000" w:themeColor="text1"/>
+        </w:rPr>
+        <w:t>Vanchiyoor</w:t>
+      </w:r>
+      <w:proofErr w:type="spellEnd"/>
+      <w:r>
+        <w:rPr>
+          <w:color w:val="000000" w:themeColor="text1"/>
+        </w:rPr>
+        <w:t>, Trivandrum-35.</w:t>
+      </w:r>
+      <w:r>
+        <w:rPr>
+          <w:color w:val="000000" w:themeColor="text1"/>
+        </w:rPr>
+        <w:br/>
+      </w:r>
+      <w:r>
+        <w:rPr>
+          <w:b/>
+          <w:bCs w:val="0"/>
+          <w:color w:val="000000" w:themeColor="text1"/>
+        </w:rPr>
+        <w:t>Duration:</w:t>
+      </w:r>
+      <w:r>
+        <w:rPr>
+          <w:color w:val="000000" w:themeColor="text1"/>
+        </w:rPr>
+        <w:t xml:space="preserve"> October 23, 2014 to August 3, 2015 </w:t>
+      </w:r>
+      <w:r>
+        <w:rPr>
+          <w:color w:val="000000" w:themeColor="text1"/>
+        </w:rPr>
+        <w:br/>
+      </w:r>
+      <w:r>
+        <w:rPr>
+          <w:b/>
+          <w:bCs w:val="0"/>
+          <w:color w:val="000000" w:themeColor="text1"/>
+        </w:rPr>
+        <w:t>Subjects:</w:t>
+      </w:r>
+      <w:r>
+        <w:rPr>
+          <w:color w:val="000000" w:themeColor="text1"/>
+        </w:rPr>
+        <w:t xml:space="preserve"> </w:t>
+      </w:r>
+      <w:r>
+        <w:rPr>
+          <w:i/>
+          <w:iCs/>
+          <w:color w:val="000000" w:themeColor="text1"/>
+          <w:sz w:val="20"/>
+          <w:szCs w:val="20"/>
+        </w:rPr>
+        <w:t>Multimedia and Web, Adobe Software, Corel Draw, 3D Studio Max, HTML4.0 &amp; 5, CSS3, JavaScript, jQuery, PHP, MySQL, W3C Validations, SEO, social media, Online Education and MS-Office.</w:t>
+      </w:r>
+    </w:p>
+    <w:p>
+      <w:pPr>
+        <w:pStyle w:val="numberlist"/>
+        <w:rPr>
+          <w:i/>
+          <w:iCs/>
+          <w:color w:val="000000" w:themeColor="text1"/>
+          <w:sz w:val="20"/>
+          <w:szCs w:val="20"/>
+        </w:rPr>
+      </w:pPr>
+      <w:r>
+        <w:rPr>
+          <w:b/>
+          <w:bCs w:val="0"/>
+          <w:color w:val="000000" w:themeColor="text1"/>
+        </w:rPr>
+        <w:t xml:space="preserve">Web and Graphic Designer at Forerunners Healthcare Consultants </w:t>
+      </w:r>
+      <w:proofErr w:type="spellStart"/>
+      <w:r>
+        <w:rPr>
+          <w:b/>
+          <w:bCs w:val="0"/>
+          <w:color w:val="000000" w:themeColor="text1"/>
+        </w:rPr>
+        <w:t>Pvt.</w:t>
+      </w:r>
+      <w:proofErr w:type="spellEnd"/>
+      <w:r>
+        <w:rPr>
+          <w:b/>
+          <w:bCs w:val="0"/>
+          <w:color w:val="000000" w:themeColor="text1"/>
+        </w:rPr>
+        <w:t xml:space="preserve"> Ltd.</w:t>
+      </w:r>
+      <w:r>
+        <w:rPr>
+          <w:color w:val="000000" w:themeColor="text1"/>
+        </w:rPr>
+        <w:t xml:space="preserve"> (2011-2012), Narendra Nagar, Nagpur, Maharashtra. Website: </w:t>
       </w:r>
       <w:hyperlink r:id="rId21">
+        <w:r>
+          <w:rPr>
+            <w:color w:val="000000" w:themeColor="text1"/>
+          </w:rPr>
+          <w:t>www.forerunnershealthcare.com</w:t>
+        </w:r>
+      </w:hyperlink>
+      <w:hyperlink r:id="rId22">
+        <w:r>
+          <w:rPr>
+            <w:color w:val="000000" w:themeColor="text1"/>
+          </w:rPr>
+          <w:t>,</w:t>
+        </w:r>
+      </w:hyperlink>
+      <w:r>
+        <w:rPr>
+          <w:color w:val="000000" w:themeColor="text1"/>
+        </w:rPr>
+        <w:t xml:space="preserve"> </w:t>
+      </w:r>
+      <w:r>
+        <w:rPr>
+          <w:color w:val="000000" w:themeColor="text1"/>
+        </w:rPr>
+        <w:br/>
+      </w:r>
+      <w:r>
+        <w:rPr>
+          <w:b/>
+          <w:bCs w:val="0"/>
+          <w:color w:val="000000" w:themeColor="text1"/>
+        </w:rPr>
+        <w:t>Works detail:</w:t>
+      </w:r>
+      <w:r>
+        <w:rPr>
+          <w:color w:val="000000" w:themeColor="text1"/>
+        </w:rPr>
+        <w:t xml:space="preserve"> </w:t>
+      </w:r>
+      <w:r>
+        <w:rPr>
+          <w:i/>
+          <w:iCs/>
+          <w:color w:val="000000" w:themeColor="text1"/>
+          <w:sz w:val="20"/>
+          <w:szCs w:val="20"/>
+        </w:rPr>
+        <w:t>Web server maintenance including FTP, Web design and development, W3C Validations, Graphic design and Animation, Audio and Video Editing, Adobe software installation, maintenance and Desktop publishing.</w:t>
+      </w:r>
+    </w:p>
+    <w:p>
+      <w:pPr>
+        <w:pStyle w:val="numberlist"/>
+        <w:rPr>
+          <w:i/>
+          <w:iCs/>
+          <w:color w:val="000000" w:themeColor="text1"/>
+          <w:sz w:val="20"/>
+          <w:szCs w:val="20"/>
+        </w:rPr>
+      </w:pPr>
+      <w:r>
+        <w:rPr>
+          <w:b/>
+          <w:bCs w:val="0"/>
+          <w:color w:val="000000" w:themeColor="text1"/>
+        </w:rPr>
+        <w:t xml:space="preserve">Web Designer at DCS </w:t>
+      </w:r>
+      <w:proofErr w:type="spellStart"/>
+      <w:r>
+        <w:rPr>
+          <w:b/>
+          <w:bCs w:val="0"/>
+          <w:color w:val="000000" w:themeColor="text1"/>
+        </w:rPr>
+        <w:t>Infoway</w:t>
+      </w:r>
+      <w:proofErr w:type="spellEnd"/>
+      <w:r>
+        <w:rPr>
+          <w:b/>
+          <w:bCs w:val="0"/>
+          <w:color w:val="000000" w:themeColor="text1"/>
+        </w:rPr>
+        <w:t xml:space="preserve">, </w:t>
+      </w:r>
+      <w:r>
+        <w:rPr>
+          <w:color w:val="000000" w:themeColor="text1"/>
+        </w:rPr>
+        <w:t xml:space="preserve">Near SBT, </w:t>
+      </w:r>
+      <w:proofErr w:type="spellStart"/>
+      <w:r>
+        <w:rPr>
+          <w:color w:val="000000" w:themeColor="text1"/>
+        </w:rPr>
+        <w:t>Sakthikulangara</w:t>
+      </w:r>
+      <w:proofErr w:type="spellEnd"/>
+      <w:r>
+        <w:rPr>
+          <w:color w:val="000000" w:themeColor="text1"/>
+        </w:rPr>
+        <w:t>, Kollam, Kerala 691581 (2010)</w:t>
+      </w:r>
+      <w:r>
+        <w:rPr>
+          <w:color w:val="000000" w:themeColor="text1"/>
+        </w:rPr>
+        <w:br/>
+      </w:r>
+      <w:r>
+        <w:rPr>
+          <w:b/>
+          <w:bCs w:val="0"/>
+          <w:color w:val="000000" w:themeColor="text1"/>
+        </w:rPr>
+        <w:t>Works detail:</w:t>
+      </w:r>
+      <w:r>
+        <w:rPr>
+          <w:color w:val="000000" w:themeColor="text1"/>
+        </w:rPr>
+        <w:t xml:space="preserve"> </w:t>
+      </w:r>
+      <w:r>
+        <w:rPr>
+          <w:i/>
+          <w:iCs/>
+          <w:color w:val="000000" w:themeColor="text1"/>
+          <w:sz w:val="20"/>
+          <w:szCs w:val="20"/>
+        </w:rPr>
+        <w:t>Web page design Public HTML 4.0, CSS and W3C Validation.</w:t>
+      </w:r>
+    </w:p>
+    <w:p>
+      <w:pPr>
+        <w:pStyle w:val="numberlist"/>
+        <w:rPr>
+          <w:color w:val="000000" w:themeColor="text1"/>
+        </w:rPr>
+      </w:pPr>
+      <w:r>
+        <w:rPr>
+          <w:b/>
+          <w:bCs w:val="0"/>
+          <w:color w:val="000000" w:themeColor="text1"/>
+        </w:rPr>
+        <w:t xml:space="preserve">Web Designer at Vanilla Networks </w:t>
+      </w:r>
+      <w:proofErr w:type="spellStart"/>
+      <w:r>
+        <w:rPr>
+          <w:b/>
+          <w:bCs w:val="0"/>
+          <w:color w:val="000000" w:themeColor="text1"/>
+        </w:rPr>
+        <w:t>Pvt.</w:t>
+      </w:r>
+      <w:proofErr w:type="spellEnd"/>
+      <w:r>
+        <w:rPr>
+          <w:b/>
+          <w:bCs w:val="0"/>
+          <w:color w:val="000000" w:themeColor="text1"/>
+        </w:rPr>
+        <w:t xml:space="preserve"> Ltd.</w:t>
+      </w:r>
+      <w:r>
+        <w:rPr>
+          <w:color w:val="000000" w:themeColor="text1"/>
+        </w:rPr>
+        <w:t xml:space="preserve"> (2009-2010), Nila, Technopark, Trivandrum. website: </w:t>
+      </w:r>
+      <w:hyperlink r:id="rId23">
+        <w:r>
+          <w:rPr>
+            <w:color w:val="000000" w:themeColor="text1"/>
+          </w:rPr>
+          <w:t>www.supportresort.com</w:t>
+        </w:r>
+      </w:hyperlink>
+      <w:hyperlink r:id="rId24">
         <w:r>
           <w:rPr>
             <w:color w:val="000000" w:themeColor="text1"/>
@@ -1784,32 +2626,6 @@
         <w:rPr>
           <w:color w:val="000000" w:themeColor="text1"/>
         </w:rPr>
-        <w:t>(Not presently active online, company closed)</w:t>
-      </w:r>
-      <w:r>
-        <w:rPr>
-          <w:color w:val="000000" w:themeColor="text1"/>
-        </w:rPr>
-        <w:br/>
-      </w:r>
-      <w:r>
-        <w:rPr>
-          <w:b/>
-          <w:bCs w:val="0"/>
-          <w:color w:val="000000" w:themeColor="text1"/>
-        </w:rPr>
-        <w:t>Duration:</w:t>
-      </w:r>
-      <w:r>
-        <w:rPr>
-          <w:color w:val="000000" w:themeColor="text1"/>
-        </w:rPr>
-        <w:t xml:space="preserve"> September 18, 2017 to June 9, 2018</w:t>
-      </w:r>
-      <w:r>
-        <w:rPr>
-          <w:color w:val="000000" w:themeColor="text1"/>
-        </w:rPr>
         <w:br/>
       </w:r>
       <w:r>
@@ -1834,79 +2650,63 @@
           <w:sz w:val="20"/>
           <w:szCs w:val="20"/>
         </w:rPr>
-        <w:t>Web server maintenance including FTP, MySQL Database, cPanel, PHP Frameworks such as WordPress and CodeIgniter, Web design and development, Mobile friendly responsive Bootstrap and jQuery webpage designs and PHP frameworks, W3C Validations, Graphic design, Adobe CC software installation, maintenance and Desktop publishing, Windows installations and upgrades.</w:t>
+        <w:t>Web section design (Ecom website, products data to HTML 4.0 conversion)</w:t>
       </w:r>
     </w:p>
     <w:p>
       <w:pPr>
         <w:pStyle w:val="numberlist"/>
         <w:rPr>
-          <w:color w:val="000000" w:themeColor="text1"/>
-        </w:rPr>
-      </w:pPr>
-      <w:r>
-        <w:rPr>
-          <w:b/>
-          <w:bCs w:val="0"/>
-          <w:color w:val="000000" w:themeColor="text1"/>
-        </w:rPr>
-        <w:t>Web Developer at Codmob Technologies,</w:t>
-      </w:r>
-      <w:r>
-        <w:rPr>
-          <w:color w:val="000000" w:themeColor="text1"/>
-        </w:rPr>
-        <w:t xml:space="preserve"> Infopark campus, Nirmal Infopark, Kakkanad, Kochi. Website - www.codmob.com </w:t>
-      </w:r>
-      <w:r>
-        <w:rPr>
-          <w:color w:val="000000" w:themeColor="text1"/>
-        </w:rPr>
-        <w:br/>
-      </w:r>
-      <w:r>
-        <w:rPr>
-          <w:b/>
-          <w:bCs w:val="0"/>
-          <w:color w:val="000000" w:themeColor="text1"/>
-        </w:rPr>
-        <w:t>Duration:</w:t>
-      </w:r>
-      <w:r>
-        <w:rPr>
-          <w:color w:val="000000" w:themeColor="text1"/>
-        </w:rPr>
-        <w:t xml:space="preserve"> July 21, 2016 to September 11, 2017</w:t>
-      </w:r>
-      <w:r>
-        <w:rPr>
-          <w:color w:val="000000" w:themeColor="text1"/>
-        </w:rPr>
-        <w:br/>
-      </w:r>
-      <w:r>
-        <w:rPr>
-          <w:b/>
-          <w:bCs w:val="0"/>
-          <w:color w:val="000000" w:themeColor="text1"/>
-        </w:rPr>
-        <w:t>Works detail:</w:t>
-      </w:r>
-      <w:r>
-        <w:rPr>
-          <w:color w:val="000000" w:themeColor="text1"/>
-        </w:rPr>
-        <w:t xml:space="preserve"> </w:t>
-      </w:r>
-      <w:r>
-        <w:rPr>
           <w:i/>
           <w:iCs/>
           <w:color w:val="000000" w:themeColor="text1"/>
           <w:sz w:val="20"/>
           <w:szCs w:val="20"/>
         </w:rPr>
-        <w:t>Web server maintenance including FTP, MySQL Database, cPanel, CodeIgniter (PHP Framework) and WordPress, Web design and development, W3C Validations, Graphic design, Adobe CC software installation, maintenance and Desktop publishing.</w:t>
+      </w:pPr>
+      <w:r>
+        <w:rPr>
+          <w:b/>
+          <w:bCs w:val="0"/>
+          <w:color w:val="000000" w:themeColor="text1"/>
+        </w:rPr>
+        <w:t>Multimedia Designer at Metamesh Technologies</w:t>
+      </w:r>
+      <w:r>
+        <w:rPr>
+          <w:color w:val="000000" w:themeColor="text1"/>
+        </w:rPr>
+        <w:t xml:space="preserve">, Kappalandimukku Junction, Kollam-1, Kerala (2009). </w:t>
+      </w:r>
+      <w:r>
+        <w:rPr>
+          <w:color w:val="000000" w:themeColor="text1"/>
+        </w:rPr>
+        <w:br/>
+      </w:r>
+      <w:r>
+        <w:rPr>
+          <w:b/>
+          <w:bCs w:val="0"/>
+          <w:color w:val="000000" w:themeColor="text1"/>
+        </w:rPr>
+        <w:t>Works detail:</w:t>
+      </w:r>
+      <w:r>
+        <w:rPr>
+          <w:color w:val="000000" w:themeColor="text1"/>
+        </w:rPr>
+        <w:t xml:space="preserve"> </w:t>
+      </w:r>
+      <w:r>
+        <w:rPr>
+          <w:i/>
+          <w:iCs/>
+          <w:color w:val="000000" w:themeColor="text1"/>
+          <w:sz w:val="20"/>
+          <w:szCs w:val="20"/>
+        </w:rPr>
+        <w:t>Web server maintenance including FTP, Web design and development, W3C Validations, Graphic design and Animation, Adobe software installation, maintenance and Desktop publishing, HTML CSS, JavaScript and PHP.</w:t>
       </w:r>
     </w:p>
     <w:p>
@@ -1922,203 +2722,47 @@
           <w:bCs w:val="0"/>
           <w:color w:val="000000" w:themeColor="text1"/>
         </w:rPr>
-        <w:t>Web Developer, at Gram Technologies</w:t>
-      </w:r>
-      <w:r>
-        <w:rPr>
-          <w:color w:val="000000" w:themeColor="text1"/>
-        </w:rPr>
-        <w:t xml:space="preserve">, USRA-62, Udarasiroman Road, Vellayambalam Trivandrum, India, Pin: 695010. </w:t>
-      </w:r>
-      <w:r>
-        <w:rPr>
-          <w:color w:val="000000" w:themeColor="text1"/>
-        </w:rPr>
-        <w:br/>
-      </w:r>
-      <w:r>
-        <w:rPr>
-          <w:b/>
-          <w:bCs w:val="0"/>
-          <w:color w:val="000000" w:themeColor="text1"/>
-        </w:rPr>
-        <w:t>Duration:</w:t>
-      </w:r>
-      <w:r>
-        <w:rPr>
-          <w:color w:val="000000" w:themeColor="text1"/>
-        </w:rPr>
-        <w:t xml:space="preserve"> August 3, 2015 to July 20, 2016</w:t>
-      </w:r>
-      <w:r>
-        <w:rPr>
-          <w:color w:val="000000" w:themeColor="text1"/>
-        </w:rPr>
-        <w:br/>
-      </w:r>
-      <w:r>
-        <w:rPr>
-          <w:b/>
-          <w:bCs w:val="0"/>
-          <w:color w:val="000000" w:themeColor="text1"/>
-        </w:rPr>
-        <w:t>Works detail:</w:t>
-      </w:r>
-      <w:r>
-        <w:rPr>
-          <w:color w:val="000000" w:themeColor="text1"/>
-        </w:rPr>
-        <w:t xml:space="preserve"> </w:t>
-      </w:r>
-      <w:r>
-        <w:rPr>
-          <w:i/>
-          <w:iCs/>
-          <w:color w:val="000000" w:themeColor="text1"/>
-          <w:sz w:val="20"/>
-          <w:szCs w:val="20"/>
-        </w:rPr>
-        <w:t>Web server maintenance including FTP, MySQL Database, cPanel, PHP Framework such as CodeIgniter and WordPress, Web design and development, Mobile friendly responsive Bootstrap and jQuery webpage designs, W3C Validations, Graphic design and Animation, Audio and Video Editing, Adobe CC software installation, maintenance and Desktop publishing.</w:t>
-      </w:r>
-      <w:r>
-        <w:rPr>
-          <w:color w:val="000000" w:themeColor="text1"/>
-          <w:sz w:val="20"/>
-          <w:szCs w:val="20"/>
-        </w:rPr>
-        <w:t xml:space="preserve"> </w:t>
-      </w:r>
-    </w:p>
-    <w:p>
-      <w:pPr>
-        <w:pStyle w:val="numberlist"/>
-        <w:rPr>
-          <w:i/>
-          <w:iCs/>
-          <w:color w:val="000000" w:themeColor="text1"/>
-          <w:sz w:val="20"/>
-          <w:szCs w:val="20"/>
-        </w:rPr>
-      </w:pPr>
-      <w:r>
-        <w:rPr>
-          <w:b/>
-          <w:bCs w:val="0"/>
-          <w:color w:val="000000" w:themeColor="text1"/>
-        </w:rPr>
-        <w:t>Faculty of Web Design and Development</w:t>
-      </w:r>
-      <w:r>
-        <w:rPr>
-          <w:color w:val="000000" w:themeColor="text1"/>
-        </w:rPr>
-        <w:t xml:space="preserve">, </w:t>
-      </w:r>
-      <w:r>
-        <w:rPr>
-          <w:b/>
-          <w:bCs w:val="0"/>
-          <w:color w:val="000000" w:themeColor="text1"/>
-        </w:rPr>
-        <w:t>Computer Technology and Development Center</w:t>
-      </w:r>
-      <w:r>
-        <w:rPr>
-          <w:color w:val="000000" w:themeColor="text1"/>
-        </w:rPr>
-        <w:t xml:space="preserve">, Pettah, Thiruvananthapuram, &amp; </w:t>
-      </w:r>
-      <w:r>
-        <w:rPr>
-          <w:b/>
-          <w:bCs w:val="0"/>
-          <w:color w:val="000000" w:themeColor="text1"/>
-        </w:rPr>
-        <w:t>Surabhi Multimedia</w:t>
-      </w:r>
-      <w:r>
-        <w:rPr>
-          <w:color w:val="000000" w:themeColor="text1"/>
-        </w:rPr>
-        <w:t>, V. V. Road, Vanchiyoor, Trivandrum-35.</w:t>
-      </w:r>
-      <w:r>
-        <w:rPr>
-          <w:color w:val="000000" w:themeColor="text1"/>
-        </w:rPr>
-        <w:br/>
-      </w:r>
-      <w:r>
-        <w:rPr>
-          <w:b/>
-          <w:bCs w:val="0"/>
-          <w:color w:val="000000" w:themeColor="text1"/>
-        </w:rPr>
-        <w:t>Duration:</w:t>
-      </w:r>
-      <w:r>
-        <w:rPr>
-          <w:color w:val="000000" w:themeColor="text1"/>
-        </w:rPr>
-        <w:t xml:space="preserve"> October 23, 2014 to August 3, 2015 </w:t>
-      </w:r>
-      <w:r>
-        <w:rPr>
-          <w:color w:val="000000" w:themeColor="text1"/>
-        </w:rPr>
-        <w:br/>
-      </w:r>
-      <w:r>
-        <w:rPr>
-          <w:b/>
-          <w:bCs w:val="0"/>
-          <w:color w:val="000000" w:themeColor="text1"/>
-        </w:rPr>
-        <w:t>Subjects:</w:t>
-      </w:r>
-      <w:r>
-        <w:rPr>
-          <w:color w:val="000000" w:themeColor="text1"/>
-        </w:rPr>
-        <w:t xml:space="preserve"> </w:t>
-      </w:r>
-      <w:r>
-        <w:rPr>
-          <w:i/>
-          <w:iCs/>
-          <w:color w:val="000000" w:themeColor="text1"/>
-          <w:sz w:val="20"/>
-          <w:szCs w:val="20"/>
-        </w:rPr>
-        <w:t>Multimedia and Web, Adobe Software, Corel Draw, 3D Studio Max, HTML4.0 &amp; 5, CSS3, JavaScript, jQuery, PHP, MySQL, W3C Validations, SEO, social media, Online Education and MS-Office.</w:t>
-      </w:r>
-    </w:p>
-    <w:p>
-      <w:pPr>
-        <w:pStyle w:val="numberlist"/>
-        <w:rPr>
-          <w:i/>
-          <w:iCs/>
-          <w:color w:val="000000" w:themeColor="text1"/>
-          <w:sz w:val="20"/>
-          <w:szCs w:val="20"/>
-        </w:rPr>
-      </w:pPr>
-      <w:r>
-        <w:rPr>
-          <w:b/>
-          <w:bCs w:val="0"/>
-          <w:color w:val="000000" w:themeColor="text1"/>
-        </w:rPr>
-        <w:t>Web and Graphic Designer at Forerunners Healthcare Consultants Pvt. Ltd.</w:t>
-      </w:r>
-      <w:r>
-        <w:rPr>
-          <w:color w:val="000000" w:themeColor="text1"/>
-        </w:rPr>
-        <w:t xml:space="preserve"> (2011-2012), Narendra Nagar, Nagpur, Maharashtra. Website: </w:t>
-      </w:r>
-      <w:hyperlink r:id="rId22">
+        <w:t xml:space="preserve">Web Designer at Forerunners Healthcare Consultants </w:t>
+      </w:r>
+      <w:proofErr w:type="spellStart"/>
+      <w:r>
+        <w:rPr>
+          <w:b/>
+          <w:bCs w:val="0"/>
+          <w:color w:val="000000" w:themeColor="text1"/>
+        </w:rPr>
+        <w:t>Pvt.</w:t>
+      </w:r>
+      <w:proofErr w:type="spellEnd"/>
+      <w:r>
+        <w:rPr>
+          <w:b/>
+          <w:bCs w:val="0"/>
+          <w:color w:val="000000" w:themeColor="text1"/>
+        </w:rPr>
+        <w:t xml:space="preserve"> Ltd.</w:t>
+      </w:r>
+      <w:r>
+        <w:rPr>
+          <w:color w:val="000000" w:themeColor="text1"/>
+        </w:rPr>
+        <w:t xml:space="preserve"> (2007-2009), Arjun Hospital, </w:t>
+      </w:r>
+      <w:proofErr w:type="spellStart"/>
+      <w:r>
+        <w:rPr>
+          <w:color w:val="000000" w:themeColor="text1"/>
+        </w:rPr>
+        <w:t>Wardhaman</w:t>
+      </w:r>
+      <w:proofErr w:type="spellEnd"/>
+      <w:r>
+        <w:rPr>
+          <w:color w:val="000000" w:themeColor="text1"/>
+        </w:rPr>
+        <w:t xml:space="preserve"> Nagar and Narendra Nagar, Nagpur, Maharashtra. Website: </w:t>
+      </w:r>
+      <w:hyperlink r:id="rId25">
         <w:r>
           <w:rPr>
             <w:color w:val="000000" w:themeColor="text1"/>
@@ -2126,261 +2770,7 @@
           <w:t>www.forerunnershealthcare.com</w:t>
         </w:r>
       </w:hyperlink>
-      <w:hyperlink r:id="rId23">
-        <w:r>
-          <w:rPr>
-            <w:color w:val="000000" w:themeColor="text1"/>
-          </w:rPr>
-          <w:t>,</w:t>
-        </w:r>
-      </w:hyperlink>
-      <w:r>
-        <w:rPr>
-          <w:color w:val="000000" w:themeColor="text1"/>
-        </w:rPr>
-        <w:t xml:space="preserve"> </w:t>
-      </w:r>
-      <w:r>
-        <w:rPr>
-          <w:color w:val="000000" w:themeColor="text1"/>
-        </w:rPr>
-        <w:br/>
-      </w:r>
-      <w:r>
-        <w:rPr>
-          <w:b/>
-          <w:bCs w:val="0"/>
-          <w:color w:val="000000" w:themeColor="text1"/>
-        </w:rPr>
-        <w:t>Works detail:</w:t>
-      </w:r>
-      <w:r>
-        <w:rPr>
-          <w:color w:val="000000" w:themeColor="text1"/>
-        </w:rPr>
-        <w:t xml:space="preserve"> </w:t>
-      </w:r>
-      <w:r>
-        <w:rPr>
-          <w:i/>
-          <w:iCs/>
-          <w:color w:val="000000" w:themeColor="text1"/>
-          <w:sz w:val="20"/>
-          <w:szCs w:val="20"/>
-        </w:rPr>
-        <w:t>Web server maintenance including FTP, Web design and development, W3C Validations, Graphic design and Animation, Audio and Video Editing, Adobe software installation, maintenance and Desktop publishing.</w:t>
-      </w:r>
-    </w:p>
-    <w:p>
-      <w:pPr>
-        <w:pStyle w:val="numberlist"/>
-        <w:rPr>
-          <w:i/>
-          <w:iCs/>
-          <w:color w:val="000000" w:themeColor="text1"/>
-          <w:sz w:val="20"/>
-          <w:szCs w:val="20"/>
-        </w:rPr>
-      </w:pPr>
-      <w:r>
-        <w:rPr>
-          <w:b/>
-          <w:bCs w:val="0"/>
-          <w:color w:val="000000" w:themeColor="text1"/>
-        </w:rPr>
-        <w:t xml:space="preserve">Web Designer at DCS Infoway, </w:t>
-      </w:r>
-      <w:r>
-        <w:rPr>
-          <w:color w:val="000000" w:themeColor="text1"/>
-        </w:rPr>
-        <w:t>Near SBT, Sakthikulangara, Kollam, Kerala 691581 (2010)</w:t>
-      </w:r>
-      <w:r>
-        <w:rPr>
-          <w:color w:val="000000" w:themeColor="text1"/>
-        </w:rPr>
-        <w:br/>
-      </w:r>
-      <w:r>
-        <w:rPr>
-          <w:b/>
-          <w:bCs w:val="0"/>
-          <w:color w:val="000000" w:themeColor="text1"/>
-        </w:rPr>
-        <w:t>Works detail:</w:t>
-      </w:r>
-      <w:r>
-        <w:rPr>
-          <w:color w:val="000000" w:themeColor="text1"/>
-        </w:rPr>
-        <w:t xml:space="preserve"> </w:t>
-      </w:r>
-      <w:r>
-        <w:rPr>
-          <w:i/>
-          <w:iCs/>
-          <w:color w:val="000000" w:themeColor="text1"/>
-          <w:sz w:val="20"/>
-          <w:szCs w:val="20"/>
-        </w:rPr>
-        <w:t>Web page design Public HTML 4.0, CSS and W3C Validation.</w:t>
-      </w:r>
-    </w:p>
-    <w:p>
-      <w:pPr>
-        <w:pStyle w:val="numberlist"/>
-        <w:rPr>
-          <w:color w:val="000000" w:themeColor="text1"/>
-        </w:rPr>
-      </w:pPr>
-      <w:r>
-        <w:rPr>
-          <w:b/>
-          <w:bCs w:val="0"/>
-          <w:color w:val="000000" w:themeColor="text1"/>
-        </w:rPr>
-        <w:t>Web Designer at Vanilla Networks Pvt. Ltd.</w:t>
-      </w:r>
-      <w:r>
-        <w:rPr>
-          <w:color w:val="000000" w:themeColor="text1"/>
-        </w:rPr>
-        <w:t xml:space="preserve"> (2009-2010), Nila, Technopark, Trivandrum. website: </w:t>
-      </w:r>
-      <w:hyperlink r:id="rId24">
-        <w:r>
-          <w:rPr>
-            <w:color w:val="000000" w:themeColor="text1"/>
-          </w:rPr>
-          <w:t>www.supportresort.com</w:t>
-        </w:r>
-      </w:hyperlink>
-      <w:hyperlink r:id="rId25">
-        <w:r>
-          <w:rPr>
-            <w:color w:val="000000" w:themeColor="text1"/>
-          </w:rPr>
-          <w:t xml:space="preserve"> </w:t>
-        </w:r>
-      </w:hyperlink>
-      <w:r>
-        <w:rPr>
-          <w:color w:val="000000" w:themeColor="text1"/>
-        </w:rPr>
-        <w:br/>
-      </w:r>
-      <w:r>
-        <w:rPr>
-          <w:b/>
-          <w:bCs w:val="0"/>
-          <w:color w:val="000000" w:themeColor="text1"/>
-        </w:rPr>
-        <w:t>Works detail:</w:t>
-      </w:r>
-      <w:r>
-        <w:rPr>
-          <w:color w:val="000000" w:themeColor="text1"/>
-        </w:rPr>
-        <w:t xml:space="preserve"> </w:t>
-      </w:r>
-      <w:r>
-        <w:rPr>
-          <w:i/>
-          <w:iCs/>
-          <w:color w:val="000000" w:themeColor="text1"/>
-          <w:sz w:val="20"/>
-          <w:szCs w:val="20"/>
-        </w:rPr>
-        <w:t>Web section design (Ecom website, products data to HTML 4.0 conversion)</w:t>
-      </w:r>
-    </w:p>
-    <w:p>
-      <w:pPr>
-        <w:pStyle w:val="numberlist"/>
-        <w:rPr>
-          <w:i/>
-          <w:iCs/>
-          <w:color w:val="000000" w:themeColor="text1"/>
-          <w:sz w:val="20"/>
-          <w:szCs w:val="20"/>
-        </w:rPr>
-      </w:pPr>
-      <w:r>
-        <w:rPr>
-          <w:b/>
-          <w:bCs w:val="0"/>
-          <w:color w:val="000000" w:themeColor="text1"/>
-        </w:rPr>
-        <w:t>Multimedia Designer at Metamesh Technologies</w:t>
-      </w:r>
-      <w:r>
-        <w:rPr>
-          <w:color w:val="000000" w:themeColor="text1"/>
-        </w:rPr>
-        <w:t xml:space="preserve">, Kappalandimukku Junction, Kollam-1, Kerala (2009). </w:t>
-      </w:r>
-      <w:r>
-        <w:rPr>
-          <w:color w:val="000000" w:themeColor="text1"/>
-        </w:rPr>
-        <w:br/>
-      </w:r>
-      <w:r>
-        <w:rPr>
-          <w:b/>
-          <w:bCs w:val="0"/>
-          <w:color w:val="000000" w:themeColor="text1"/>
-        </w:rPr>
-        <w:t>Works detail:</w:t>
-      </w:r>
-      <w:r>
-        <w:rPr>
-          <w:color w:val="000000" w:themeColor="text1"/>
-        </w:rPr>
-        <w:t xml:space="preserve"> </w:t>
-      </w:r>
-      <w:r>
-        <w:rPr>
-          <w:i/>
-          <w:iCs/>
-          <w:color w:val="000000" w:themeColor="text1"/>
-          <w:sz w:val="20"/>
-          <w:szCs w:val="20"/>
-        </w:rPr>
-        <w:t>Web server maintenance including FTP, Web design and development, W3C Validations, Graphic design and Animation, Adobe software installation, maintenance and Desktop publishing, HTML CSS, JavaScript and PHP.</w:t>
-      </w:r>
-    </w:p>
-    <w:p>
-      <w:pPr>
-        <w:pStyle w:val="numberlist"/>
-        <w:rPr>
-          <w:color w:val="000000" w:themeColor="text1"/>
-        </w:rPr>
-      </w:pPr>
-      <w:r>
-        <w:rPr>
-          <w:b/>
-          <w:bCs w:val="0"/>
-          <w:color w:val="000000" w:themeColor="text1"/>
-        </w:rPr>
-        <w:t>Web Designer at Forerunners Healthcare Consultants Pvt. Ltd.</w:t>
-      </w:r>
-      <w:r>
-        <w:rPr>
-          <w:color w:val="000000" w:themeColor="text1"/>
-        </w:rPr>
-        <w:t xml:space="preserve"> (2007-2009), Arjun Hospital, Wardhaman Nagar and Narendra Nagar, Nagpur, Maharashtra. Website: </w:t>
-      </w:r>
       <w:hyperlink r:id="rId26">
-        <w:r>
-          <w:rPr>
-            <w:color w:val="000000" w:themeColor="text1"/>
-          </w:rPr>
-          <w:t>www.forerunnershealthcare.com</w:t>
-        </w:r>
-      </w:hyperlink>
-      <w:hyperlink r:id="rId27">
         <w:r>
           <w:rPr>
             <w:color w:val="000000" w:themeColor="text1"/>
@@ -2493,7 +2883,25 @@
           <w:bCs w:val="0"/>
           <w:color w:val="000000" w:themeColor="text1"/>
         </w:rPr>
-        <w:t>Graphic Animator and Multimedia Faculty in the department of Multimedia and Color graph at CADD CENTER training services Pvt. Ltd</w:t>
+        <w:t xml:space="preserve">Graphic Animator and Multimedia Faculty in the department of Multimedia and Color graph at CADD CENTER training services </w:t>
+      </w:r>
+      <w:proofErr w:type="spellStart"/>
+      <w:r>
+        <w:rPr>
+          <w:b/>
+          <w:bCs w:val="0"/>
+          <w:color w:val="000000" w:themeColor="text1"/>
+        </w:rPr>
+        <w:t>Pvt.</w:t>
+      </w:r>
+      <w:proofErr w:type="spellEnd"/>
+      <w:r>
+        <w:rPr>
+          <w:b/>
+          <w:bCs w:val="0"/>
+          <w:color w:val="000000" w:themeColor="text1"/>
+        </w:rPr>
+        <w:t xml:space="preserve"> Ltd</w:t>
       </w:r>
       <w:r>
         <w:rPr>
@@ -2545,7 +2953,21 @@
         <w:rPr>
           <w:color w:val="000000" w:themeColor="text1"/>
         </w:rPr>
-        <w:t xml:space="preserve">, Koyikkal Jn, Kollam, Kerala (2005). </w:t>
+        <w:t xml:space="preserve">, </w:t>
+      </w:r>
+      <w:proofErr w:type="spellStart"/>
+      <w:r>
+        <w:rPr>
+          <w:color w:val="000000" w:themeColor="text1"/>
+        </w:rPr>
+        <w:t>Koyikkal</w:t>
+      </w:r>
+      <w:proofErr w:type="spellEnd"/>
+      <w:r>
+        <w:rPr>
+          <w:color w:val="000000" w:themeColor="text1"/>
+        </w:rPr>
+        <w:t xml:space="preserve"> Jn, Kollam, Kerala (2005). </w:t>
       </w:r>
       <w:r>
         <w:rPr>
@@ -2599,11 +3021,19 @@
           <w:color w:val="000000" w:themeColor="text1"/>
         </w:rPr>
       </w:pPr>
-      <w:r>
-        <w:rPr>
-          <w:color w:val="000000" w:themeColor="text1"/>
-        </w:rPr>
-        <w:t>GramIndia Pvt Ltd, Trivandrum – Web Design and Development - HTML 5, CSS3, JavaScript, jQuery, Bootstrap, Responsive web design – from design to device compatibility, PHP MVC Frameworks – such as CodeIgniter, WordPress.</w:t>
+      <w:proofErr w:type="spellStart"/>
+      <w:r>
+        <w:rPr>
+          <w:color w:val="000000" w:themeColor="text1"/>
+        </w:rPr>
+        <w:t>GramIndia</w:t>
+      </w:r>
+      <w:proofErr w:type="spellEnd"/>
+      <w:r>
+        <w:rPr>
+          <w:color w:val="000000" w:themeColor="text1"/>
+        </w:rPr>
+        <w:t xml:space="preserve"> Pvt Ltd, Trivandrum – Web Design and Development - HTML 5, CSS3, JavaScript, jQuery, Bootstrap, Responsive web design – from design to device compatibility, PHP MVC Frameworks – such as CodeIgniter, WordPress.</w:t>
       </w:r>
     </w:p>
     <w:p>
@@ -2631,7 +3061,21 @@
         <w:rPr>
           <w:color w:val="000000" w:themeColor="text1"/>
         </w:rPr>
-        <w:t>Infametech Solutions Pvt. Ltd. – Web Design and Development - HTML 5, CSS3, JavaScript, jQuery, jQuery Data Tables, Bootstrap, Responsive web design – from design to device compatibility, PHP MVC Frameworks (such as CodeIgniter, WordPress) and Admin UI/UX.</w:t>
+        <w:t xml:space="preserve">Infametech Solutions </w:t>
+      </w:r>
+      <w:proofErr w:type="spellStart"/>
+      <w:r>
+        <w:rPr>
+          <w:color w:val="000000" w:themeColor="text1"/>
+        </w:rPr>
+        <w:t>Pvt.</w:t>
+      </w:r>
+      <w:proofErr w:type="spellEnd"/>
+      <w:r>
+        <w:rPr>
+          <w:color w:val="000000" w:themeColor="text1"/>
+        </w:rPr>
+        <w:t xml:space="preserve"> Ltd. – Web Design and Development - HTML 5, CSS3, JavaScript, jQuery, jQuery Data Tables, Bootstrap, Responsive web design – from design to device compatibility, PHP MVC Frameworks (such as CodeIgniter, WordPress) and Admin UI/UX.</w:t>
       </w:r>
     </w:p>
     <w:p>
@@ -2671,7 +3115,77 @@
         <w:rPr>
           <w:color w:val="000000" w:themeColor="text1"/>
         </w:rPr>
-        <w:t>, Bishop Jerome Nagar, Kollam – Graphic Design – Adobe Photoshop, InDesign, Illustrator, CorelDraw, Premiere and AfterEffects – Web Design and Development – HTML5, CSS3, Javascript, jQuery, Bootstrap, PHP7, Logic Mini PHP Admin Framework, Bootstrap Multiselect, Google reCAPTCHA and PHP Curl, Email and Phone validation API, E-com website design, Payment Gateway such as SBI Collect, SBI Bhim Pay, Phone Pay, etc. PHP font icons, CKEditor 5, Cropper js - Responsive image crop API, LightGallery API, Masonry API, WordPress and Grunt.</w:t>
+        <w:t xml:space="preserve">, Bishop Jerome Nagar, Kollam – Graphic Design – Adobe Photoshop, InDesign, Illustrator, CorelDraw, Premiere and </w:t>
+      </w:r>
+      <w:proofErr w:type="spellStart"/>
+      <w:r>
+        <w:rPr>
+          <w:color w:val="000000" w:themeColor="text1"/>
+        </w:rPr>
+        <w:t>AfterEffects</w:t>
+      </w:r>
+      <w:proofErr w:type="spellEnd"/>
+      <w:r>
+        <w:rPr>
+          <w:color w:val="000000" w:themeColor="text1"/>
+        </w:rPr>
+        <w:t xml:space="preserve"> – Web Design and Development – HTML5, CSS3, </w:t>
+      </w:r>
+      <w:proofErr w:type="spellStart"/>
+      <w:r>
+        <w:rPr>
+          <w:color w:val="000000" w:themeColor="text1"/>
+        </w:rPr>
+        <w:t>Javascript</w:t>
+      </w:r>
+      <w:proofErr w:type="spellEnd"/>
+      <w:r>
+        <w:rPr>
+          <w:color w:val="000000" w:themeColor="text1"/>
+        </w:rPr>
+        <w:t xml:space="preserve">, jQuery, Bootstrap, PHP7, Logic Mini PHP Admin Framework, Bootstrap Multiselect, Google reCAPTCHA and PHP Curl, Email and Phone validation API, E-com website design, Payment Gateway such as SBI Collect, SBI Bhim Pay, Phone Pay, etc. PHP font icons, </w:t>
+      </w:r>
+      <w:proofErr w:type="spellStart"/>
+      <w:r>
+        <w:rPr>
+          <w:color w:val="000000" w:themeColor="text1"/>
+        </w:rPr>
+        <w:t>CKEditor</w:t>
+      </w:r>
+      <w:proofErr w:type="spellEnd"/>
+      <w:r>
+        <w:rPr>
+          <w:color w:val="000000" w:themeColor="text1"/>
+        </w:rPr>
+        <w:t xml:space="preserve"> 5, Cropper </w:t>
+      </w:r>
+      <w:proofErr w:type="spellStart"/>
+      <w:r>
+        <w:rPr>
+          <w:color w:val="000000" w:themeColor="text1"/>
+        </w:rPr>
+        <w:t>js</w:t>
+      </w:r>
+      <w:proofErr w:type="spellEnd"/>
+      <w:r>
+        <w:rPr>
+          <w:color w:val="000000" w:themeColor="text1"/>
+        </w:rPr>
+        <w:t xml:space="preserve"> - Responsive image crop API, </w:t>
+      </w:r>
+      <w:proofErr w:type="spellStart"/>
+      <w:r>
+        <w:rPr>
+          <w:color w:val="000000" w:themeColor="text1"/>
+        </w:rPr>
+        <w:t>LightGallery</w:t>
+      </w:r>
+      <w:proofErr w:type="spellEnd"/>
+      <w:r>
+        <w:rPr>
+          <w:color w:val="000000" w:themeColor="text1"/>
+        </w:rPr>
+        <w:t xml:space="preserve"> API, Masonry API, WordPress and Grunt.</w:t>
       </w:r>
     </w:p>
     <w:p>
@@ -2685,7 +3199,21 @@
         <w:rPr>
           <w:color w:val="000000" w:themeColor="text1"/>
         </w:rPr>
-        <w:t>Quilon Mobiles, Beach Road, Kollam – Web Design and Development – Bootstrap 4, jQuery plugins such as LightGallery and Bootstrap Multiselect, Payment Gateway API, PHP FPDF online billing, PHP Mailer and Logic Mini PHP MVC Admin Framework.</w:t>
+        <w:t xml:space="preserve">Quilon Mobiles, Beach Road, Kollam – Web Design and Development – Bootstrap 4, jQuery plugins such as </w:t>
+      </w:r>
+      <w:proofErr w:type="spellStart"/>
+      <w:r>
+        <w:rPr>
+          <w:color w:val="000000" w:themeColor="text1"/>
+        </w:rPr>
+        <w:t>LightGallery</w:t>
+      </w:r>
+      <w:proofErr w:type="spellEnd"/>
+      <w:r>
+        <w:rPr>
+          <w:color w:val="000000" w:themeColor="text1"/>
+        </w:rPr>
+        <w:t xml:space="preserve"> and Bootstrap Multiselect, Payment Gateway API, PHP FPDF online billing, PHP Mailer and Logic Mini PHP MVC Admin Framework.</w:t>
       </w:r>
     </w:p>
     <w:p>
@@ -2695,11 +3223,33 @@
           <w:color w:val="000000" w:themeColor="text1"/>
         </w:rPr>
       </w:pPr>
-      <w:r>
-        <w:rPr>
-          <w:color w:val="000000" w:themeColor="text1"/>
-        </w:rPr>
-        <w:t xml:space="preserve">Proconex Pvt. Ltd. MCECHS Layout, Dr. Shivaram Karanth Nagar, Bengaluru – Web Design and Development </w:t>
+      <w:proofErr w:type="spellStart"/>
+      <w:r>
+        <w:rPr>
+          <w:color w:val="000000" w:themeColor="text1"/>
+        </w:rPr>
+        <w:t>Proconex</w:t>
+      </w:r>
+      <w:proofErr w:type="spellEnd"/>
+      <w:r>
+        <w:rPr>
+          <w:color w:val="000000" w:themeColor="text1"/>
+        </w:rPr>
+        <w:t xml:space="preserve"> </w:t>
+      </w:r>
+      <w:proofErr w:type="spellStart"/>
+      <w:r>
+        <w:rPr>
+          <w:color w:val="000000" w:themeColor="text1"/>
+        </w:rPr>
+        <w:t>Pvt.</w:t>
+      </w:r>
+      <w:proofErr w:type="spellEnd"/>
+      <w:r>
+        <w:rPr>
+          <w:color w:val="000000" w:themeColor="text1"/>
+        </w:rPr>
+        <w:t xml:space="preserve"> Ltd. MCECHS Layout, Dr. Shivaram Karanth Nagar, Bengaluru – Web Design and Development </w:t>
       </w:r>
       <w:r>
         <w:rPr>
@@ -2735,7 +3285,21 @@
         <w:rPr>
           <w:color w:val="000000" w:themeColor="text1"/>
         </w:rPr>
-        <w:t xml:space="preserve">Bootstrap 4, HTML5, CSS3, JavaScript, jQuery, additional jQuery plugins such as LightGallery, </w:t>
+        <w:t xml:space="preserve">Bootstrap 4, HTML5, CSS3, JavaScript, jQuery, additional jQuery plugins such as </w:t>
+      </w:r>
+      <w:proofErr w:type="spellStart"/>
+      <w:r>
+        <w:rPr>
+          <w:color w:val="000000" w:themeColor="text1"/>
+        </w:rPr>
+        <w:t>LightGallery</w:t>
+      </w:r>
+      <w:proofErr w:type="spellEnd"/>
+      <w:r>
+        <w:rPr>
+          <w:color w:val="000000" w:themeColor="text1"/>
+        </w:rPr>
+        <w:t xml:space="preserve">, </w:t>
       </w:r>
       <w:r>
         <w:rPr>
@@ -2761,7 +3325,21 @@
         <w:rPr>
           <w:color w:val="000000" w:themeColor="text1"/>
         </w:rPr>
-        <w:t>Sree Nandanam Ayurveda Hospital, Website:</w:t>
+        <w:t xml:space="preserve">Sree </w:t>
+      </w:r>
+      <w:proofErr w:type="spellStart"/>
+      <w:r>
+        <w:rPr>
+          <w:color w:val="000000" w:themeColor="text1"/>
+        </w:rPr>
+        <w:t>Nandanam</w:t>
+      </w:r>
+      <w:proofErr w:type="spellEnd"/>
+      <w:r>
+        <w:rPr>
+          <w:color w:val="000000" w:themeColor="text1"/>
+        </w:rPr>
+        <w:t xml:space="preserve"> Ayurveda Hospital, Website:</w:t>
       </w:r>
       <w:r>
         <w:rPr>
@@ -2992,7 +3570,25 @@
                 <w:i/>
                 <w:color w:val="000000" w:themeColor="text1"/>
               </w:rPr>
-              <w:t>(E&amp;Tc)</w:t>
+              <w:t>(</w:t>
+            </w:r>
+            <w:proofErr w:type="spellStart"/>
+            <w:r>
+              <w:rPr>
+                <w:b/>
+                <w:i/>
+                <w:color w:val="000000" w:themeColor="text1"/>
+              </w:rPr>
+              <w:t>E&amp;Tc</w:t>
+            </w:r>
+            <w:proofErr w:type="spellEnd"/>
+            <w:r>
+              <w:rPr>
+                <w:b/>
+                <w:i/>
+                <w:color w:val="000000" w:themeColor="text1"/>
+              </w:rPr>
+              <w:t>)</w:t>
             </w:r>
             <w:r>
               <w:rPr>
@@ -3174,11 +3770,19 @@
                 <w:color w:val="000000" w:themeColor="text1"/>
               </w:rPr>
             </w:pPr>
+            <w:proofErr w:type="spellStart"/>
             <w:r>
               <w:rPr>
                 <w:color w:val="000000" w:themeColor="text1"/>
               </w:rPr>
-              <w:t xml:space="preserve">Navalnagar, Dhule- 424318, </w:t>
+              <w:t>Navalnagar</w:t>
+            </w:r>
+            <w:proofErr w:type="spellEnd"/>
+            <w:r>
+              <w:rPr>
+                <w:color w:val="000000" w:themeColor="text1"/>
+              </w:rPr>
+              <w:t xml:space="preserve">, Dhule- 424318, </w:t>
             </w:r>
           </w:p>
           <w:p>
@@ -3373,12 +3977,21 @@
                 <w:color w:val="000000" w:themeColor="text1"/>
               </w:rPr>
             </w:pPr>
+            <w:proofErr w:type="spellStart"/>
             <w:r>
               <w:rPr>
                 <w:b/>
                 <w:color w:val="000000" w:themeColor="text1"/>
               </w:rPr>
-              <w:t>Kendriya Vidyalaya No.1</w:t>
+              <w:t>Kendriya</w:t>
+            </w:r>
+            <w:proofErr w:type="spellEnd"/>
+            <w:r>
+              <w:rPr>
+                <w:b/>
+                <w:color w:val="000000" w:themeColor="text1"/>
+              </w:rPr>
+              <w:t xml:space="preserve"> Vidyalaya No.1</w:t>
             </w:r>
             <w:r>
               <w:rPr>
@@ -3500,12 +4113,21 @@
                 <w:color w:val="000000" w:themeColor="text1"/>
               </w:rPr>
             </w:pPr>
+            <w:proofErr w:type="spellStart"/>
             <w:r>
               <w:rPr>
                 <w:b/>
                 <w:color w:val="000000" w:themeColor="text1"/>
               </w:rPr>
-              <w:t>Kendriya Vidyalaya No.1</w:t>
+              <w:t>Kendriya</w:t>
+            </w:r>
+            <w:proofErr w:type="spellEnd"/>
+            <w:r>
+              <w:rPr>
+                <w:b/>
+                <w:color w:val="000000" w:themeColor="text1"/>
+              </w:rPr>
+              <w:t xml:space="preserve"> Vidyalaya No.1</w:t>
             </w:r>
             <w:r>
               <w:rPr>
@@ -3580,7 +4202,21 @@
         <w:rPr>
           <w:color w:val="000000" w:themeColor="text1"/>
         </w:rPr>
-        <w:t xml:space="preserve">Advanced Post Graduate Diploma in Embedded System, SMEC Automation Pvt. Ltd. &amp; Research Development Training, Cochin. An ISO 9001:2008 certified and authorized system integrations of Schneider Electric, France (2014). </w:t>
+        <w:t xml:space="preserve">Advanced Post Graduate Diploma in Embedded System, SMEC Automation </w:t>
+      </w:r>
+      <w:proofErr w:type="spellStart"/>
+      <w:r>
+        <w:rPr>
+          <w:color w:val="000000" w:themeColor="text1"/>
+        </w:rPr>
+        <w:t>Pvt.</w:t>
+      </w:r>
+      <w:proofErr w:type="spellEnd"/>
+      <w:r>
+        <w:rPr>
+          <w:color w:val="000000" w:themeColor="text1"/>
+        </w:rPr>
+        <w:t xml:space="preserve"> Ltd. &amp; Research Development Training, Cochin. An ISO 9001:2008 certified and authorized system integrations of Schneider Electric, France (2014). </w:t>
       </w:r>
     </w:p>
     <w:p>
@@ -3667,7 +4303,21 @@
         <w:rPr>
           <w:color w:val="000000" w:themeColor="text1"/>
         </w:rPr>
-        <w:t xml:space="preserve">High Tech PICC Compiler, PIC BootPlus – TNO Industrial Technology from Microchip </w:t>
+        <w:t xml:space="preserve">High Tech PICC Compiler, PIC </w:t>
+      </w:r>
+      <w:proofErr w:type="spellStart"/>
+      <w:r>
+        <w:rPr>
+          <w:color w:val="000000" w:themeColor="text1"/>
+        </w:rPr>
+        <w:t>BootPlus</w:t>
+      </w:r>
+      <w:proofErr w:type="spellEnd"/>
+      <w:r>
+        <w:rPr>
+          <w:color w:val="000000" w:themeColor="text1"/>
+        </w:rPr>
+        <w:t xml:space="preserve"> – TNO Industrial Technology from Microchip </w:t>
       </w:r>
     </w:p>
     <w:p>
@@ -3744,7 +4394,21 @@
         <w:rPr>
           <w:color w:val="000000" w:themeColor="text1"/>
         </w:rPr>
-        <w:t xml:space="preserve">Project of BE (E&amp;Tc) 2003 – “SECRET CODE TRANSMISSION USING TELEPHONE LINES”, from North Maharashtra University, Jalgaon for the year 2002-2003 – the project namely is used to receive a secret message by decoding the frequency. In this project we can transmit secret code at any distance in whole world. </w:t>
+        <w:t>Project of BE (</w:t>
+      </w:r>
+      <w:proofErr w:type="spellStart"/>
+      <w:r>
+        <w:rPr>
+          <w:color w:val="000000" w:themeColor="text1"/>
+        </w:rPr>
+        <w:t>E&amp;Tc</w:t>
+      </w:r>
+      <w:proofErr w:type="spellEnd"/>
+      <w:r>
+        <w:rPr>
+          <w:color w:val="000000" w:themeColor="text1"/>
+        </w:rPr>
+        <w:t xml:space="preserve">) 2003 – “SECRET CODE TRANSMISSION USING TELEPHONE LINES”, from North Maharashtra University, Jalgaon for the year 2002-2003 – the project namely is used to receive a secret message by decoding the frequency. In this project we can transmit secret code at any distance in whole world. </w:t>
       </w:r>
     </w:p>
     <w:p>
@@ -3761,7 +4425,7 @@
         <w:lastRenderedPageBreak/>
         <w:t xml:space="preserve">A small Animation Movie – “ANTWAR” for KELTRON IT Education, Kerala State Electronics Development Corporation Ltd for the year 2005. This project is made by the help of software – 3D Studio Max, Photoshop and Premiere Pro. </w:t>
       </w:r>
-      <w:hyperlink r:id="rId28" w:history="1">
+      <w:hyperlink r:id="rId27" w:history="1">
         <w:r>
           <w:rPr>
             <w:rStyle w:val="Hyperlink"/>
@@ -3799,7 +4463,7 @@
         </w:rPr>
         <w:t xml:space="preserve">Websites on Medical Tourism, Surgery Treatments and International Patient Care, websites: </w:t>
       </w:r>
-      <w:hyperlink r:id="rId29">
+      <w:hyperlink r:id="rId28">
         <w:r>
           <w:rPr>
             <w:color w:val="000000" w:themeColor="text1"/>
@@ -3808,7 +4472,7 @@
           <w:t>http://www.forerunnershealthcare.com</w:t>
         </w:r>
       </w:hyperlink>
-      <w:hyperlink r:id="rId30">
+      <w:hyperlink r:id="rId29">
         <w:r>
           <w:rPr>
             <w:color w:val="000000" w:themeColor="text1"/>
@@ -3816,7 +4480,7 @@
           <w:t>,</w:t>
         </w:r>
       </w:hyperlink>
-      <w:hyperlink r:id="rId31">
+      <w:hyperlink r:id="rId30">
         <w:r>
           <w:rPr>
             <w:color w:val="000000" w:themeColor="text1"/>
@@ -3824,7 +4488,7 @@
           <w:t xml:space="preserve"> </w:t>
         </w:r>
       </w:hyperlink>
-      <w:hyperlink r:id="rId32">
+      <w:hyperlink r:id="rId31">
         <w:r>
           <w:rPr>
             <w:color w:val="000000" w:themeColor="text1"/>
@@ -3833,7 +4497,7 @@
           <w:t>http://www.tour2india4health.com</w:t>
         </w:r>
       </w:hyperlink>
-      <w:hyperlink r:id="rId33">
+      <w:hyperlink r:id="rId32">
         <w:r>
           <w:rPr>
             <w:color w:val="000000" w:themeColor="text1"/>
@@ -3847,7 +4511,7 @@
         </w:rPr>
         <w:t xml:space="preserve">  </w:t>
       </w:r>
-      <w:hyperlink r:id="rId34">
+      <w:hyperlink r:id="rId33">
         <w:r>
           <w:rPr>
             <w:color w:val="000000" w:themeColor="text1"/>
@@ -3856,7 +4520,7 @@
           <w:t>http://www.indianhealthguru.com</w:t>
         </w:r>
       </w:hyperlink>
-      <w:hyperlink r:id="rId35">
+      <w:hyperlink r:id="rId34">
         <w:r>
           <w:rPr>
             <w:color w:val="000000" w:themeColor="text1"/>
@@ -3864,7 +4528,7 @@
           <w:t>,</w:t>
         </w:r>
       </w:hyperlink>
-      <w:hyperlink r:id="rId36">
+      <w:hyperlink r:id="rId35">
         <w:r>
           <w:rPr>
             <w:color w:val="000000" w:themeColor="text1"/>
@@ -3872,7 +4536,7 @@
           <w:t xml:space="preserve"> </w:t>
         </w:r>
       </w:hyperlink>
-      <w:hyperlink r:id="rId37">
+      <w:hyperlink r:id="rId36">
         <w:r>
           <w:rPr>
             <w:color w:val="000000" w:themeColor="text1"/>
@@ -3881,7 +4545,7 @@
           <w:t>http://www.indianmedguru.com</w:t>
         </w:r>
       </w:hyperlink>
-      <w:hyperlink r:id="rId38">
+      <w:hyperlink r:id="rId37">
         <w:r>
           <w:rPr>
             <w:color w:val="000000" w:themeColor="text1"/>
@@ -3895,7 +4559,7 @@
         </w:rPr>
         <w:t xml:space="preserve">  </w:t>
       </w:r>
-      <w:hyperlink r:id="rId39">
+      <w:hyperlink r:id="rId38">
         <w:r>
           <w:rPr>
             <w:color w:val="000000" w:themeColor="text1"/>
@@ -3904,7 +4568,7 @@
           <w:t>http://www.fly2india4health.com</w:t>
         </w:r>
       </w:hyperlink>
-      <w:hyperlink r:id="rId40">
+      <w:hyperlink r:id="rId39">
         <w:r>
           <w:rPr>
             <w:color w:val="000000" w:themeColor="text1"/>
@@ -3918,7 +4582,7 @@
         </w:rPr>
         <w:t xml:space="preserve">  </w:t>
       </w:r>
-      <w:hyperlink r:id="rId41">
+      <w:hyperlink r:id="rId40">
         <w:r>
           <w:rPr>
             <w:color w:val="000000" w:themeColor="text1"/>
@@ -3927,7 +4591,7 @@
           <w:t>http://www.dheerajbojwani.com</w:t>
         </w:r>
       </w:hyperlink>
-      <w:hyperlink r:id="rId42">
+      <w:hyperlink r:id="rId41">
         <w:r>
           <w:rPr>
             <w:color w:val="000000" w:themeColor="text1"/>
@@ -3941,7 +4605,7 @@
         </w:rPr>
         <w:t xml:space="preserve">  http://www.uk2india4surgery.co.uk (website not present online), </w:t>
       </w:r>
-      <w:hyperlink r:id="rId43">
+      <w:hyperlink r:id="rId42">
         <w:r>
           <w:rPr>
             <w:color w:val="000000" w:themeColor="text1"/>
@@ -3950,7 +4614,7 @@
           <w:t>http://www.indiacancersurgerysite.com</w:t>
         </w:r>
       </w:hyperlink>
-      <w:hyperlink r:id="rId44">
+      <w:hyperlink r:id="rId43">
         <w:r>
           <w:rPr>
             <w:color w:val="000000" w:themeColor="text1"/>
@@ -3962,7 +4626,35 @@
         <w:rPr>
           <w:color w:val="000000" w:themeColor="text1"/>
         </w:rPr>
-        <w:t xml:space="preserve"> and project submitted at Forerunners Healthcare Consultants Pvt. Ltd., Arjun Hospital, Deshpandey Layout, Wardhaman Nagar, Nagpur, Maharashtra, year: 2007-2009. </w:t>
+        <w:t xml:space="preserve"> and project submitted at Forerunners Healthcare Consultants </w:t>
+      </w:r>
+      <w:proofErr w:type="spellStart"/>
+      <w:r>
+        <w:rPr>
+          <w:color w:val="000000" w:themeColor="text1"/>
+        </w:rPr>
+        <w:t>Pvt.</w:t>
+      </w:r>
+      <w:proofErr w:type="spellEnd"/>
+      <w:r>
+        <w:rPr>
+          <w:color w:val="000000" w:themeColor="text1"/>
+        </w:rPr>
+        <w:t xml:space="preserve"> Ltd., Arjun Hospital, Deshpandey Layout, </w:t>
+      </w:r>
+      <w:proofErr w:type="spellStart"/>
+      <w:r>
+        <w:rPr>
+          <w:color w:val="000000" w:themeColor="text1"/>
+        </w:rPr>
+        <w:t>Wardhaman</w:t>
+      </w:r>
+      <w:proofErr w:type="spellEnd"/>
+      <w:r>
+        <w:rPr>
+          <w:color w:val="000000" w:themeColor="text1"/>
+        </w:rPr>
+        <w:t xml:space="preserve"> Nagar, Nagpur, Maharashtra, year: 2007-2009. </w:t>
       </w:r>
     </w:p>
     <w:p>
@@ -3976,7 +4668,35 @@
         <w:rPr>
           <w:color w:val="000000" w:themeColor="text1"/>
         </w:rPr>
-        <w:t xml:space="preserve">Website projects on Health Center – “Aesthetic Dentistry India, Cosmetic Surgery India, Spine Surgery India, Cardiac Surgery India, Obesity Surgery India, etc.”, for Forerunners Healthcare Consultants Pvt. Ltd, Yamu Nivas, Narendra Nagar, Nagpur, Maharashtra, for the year 2011-2012, with the help of software – Dreamweaver, Photoshop, Flash, Fireworks, etc. </w:t>
+        <w:t xml:space="preserve">Website projects on Health Center – “Aesthetic Dentistry India, Cosmetic Surgery India, Spine Surgery India, Cardiac Surgery India, Obesity Surgery India, etc.”, for Forerunners Healthcare Consultants </w:t>
+      </w:r>
+      <w:proofErr w:type="spellStart"/>
+      <w:r>
+        <w:rPr>
+          <w:color w:val="000000" w:themeColor="text1"/>
+        </w:rPr>
+        <w:t>Pvt.</w:t>
+      </w:r>
+      <w:proofErr w:type="spellEnd"/>
+      <w:r>
+        <w:rPr>
+          <w:color w:val="000000" w:themeColor="text1"/>
+        </w:rPr>
+        <w:t xml:space="preserve"> Ltd, </w:t>
+      </w:r>
+      <w:proofErr w:type="spellStart"/>
+      <w:r>
+        <w:rPr>
+          <w:color w:val="000000" w:themeColor="text1"/>
+        </w:rPr>
+        <w:t>Yamu</w:t>
+      </w:r>
+      <w:proofErr w:type="spellEnd"/>
+      <w:r>
+        <w:rPr>
+          <w:color w:val="000000" w:themeColor="text1"/>
+        </w:rPr>
+        <w:t xml:space="preserve"> Nivas, Narendra Nagar, Nagpur, Maharashtra, for the year 2011-2012, with the help of software – Dreamweaver, Photoshop, Flash, Fireworks, etc. </w:t>
       </w:r>
     </w:p>
     <w:p>
@@ -3990,7 +4710,21 @@
         <w:rPr>
           <w:color w:val="000000" w:themeColor="text1"/>
         </w:rPr>
-        <w:t xml:space="preserve">Project – “ID Card Access” for SMEC Automation Pvt. Ltd. &amp; Research Development Training, Cochin, for the year 2014, with the help of Microchip PIC Programming and Interfacing with the ID card reader circuits. </w:t>
+        <w:t xml:space="preserve">Project – “ID Card Access” for SMEC Automation </w:t>
+      </w:r>
+      <w:proofErr w:type="spellStart"/>
+      <w:r>
+        <w:rPr>
+          <w:color w:val="000000" w:themeColor="text1"/>
+        </w:rPr>
+        <w:t>Pvt.</w:t>
+      </w:r>
+      <w:proofErr w:type="spellEnd"/>
+      <w:r>
+        <w:rPr>
+          <w:color w:val="000000" w:themeColor="text1"/>
+        </w:rPr>
+        <w:t xml:space="preserve"> Ltd. &amp; Research Development Training, Cochin, for the year 2014, with the help of Microchip PIC Programming and Interfacing with the ID card reader circuits. </w:t>
       </w:r>
     </w:p>
     <w:p>
@@ -4006,7 +4740,7 @@
         </w:rPr>
         <w:t xml:space="preserve">Frameworks and UI design in Bootstrap and CodeIgniter, Web Design and Development projects for Codmob Technologies LLP, Cochin. Websites: </w:t>
       </w:r>
-      <w:hyperlink r:id="rId45">
+      <w:hyperlink r:id="rId44">
         <w:r>
           <w:rPr>
             <w:color w:val="000000" w:themeColor="text1"/>
@@ -4015,7 +4749,7 @@
           <w:t>http://www.codmob.com</w:t>
         </w:r>
       </w:hyperlink>
-      <w:hyperlink r:id="rId46">
+      <w:hyperlink r:id="rId45">
         <w:r>
           <w:rPr>
             <w:color w:val="000000" w:themeColor="text1"/>
@@ -4029,7 +4763,7 @@
         </w:rPr>
         <w:t xml:space="preserve"> </w:t>
       </w:r>
-      <w:hyperlink r:id="rId47">
+      <w:hyperlink r:id="rId46">
         <w:r>
           <w:rPr>
             <w:color w:val="000000" w:themeColor="text1"/>
@@ -4038,7 +4772,7 @@
           <w:t>https://launchmydrug.com</w:t>
         </w:r>
       </w:hyperlink>
-      <w:hyperlink r:id="rId48">
+      <w:hyperlink r:id="rId47">
         <w:r>
           <w:rPr>
             <w:color w:val="000000" w:themeColor="text1"/>
@@ -4046,7 +4780,7 @@
           <w:t>,</w:t>
         </w:r>
       </w:hyperlink>
-      <w:hyperlink r:id="rId49">
+      <w:hyperlink r:id="rId48">
         <w:r>
           <w:rPr>
             <w:color w:val="000000" w:themeColor="text1"/>
@@ -4054,7 +4788,7 @@
           <w:t xml:space="preserve"> </w:t>
         </w:r>
       </w:hyperlink>
-      <w:hyperlink r:id="rId50">
+      <w:hyperlink r:id="rId49">
         <w:r>
           <w:rPr>
             <w:color w:val="000000" w:themeColor="text1"/>
@@ -4063,7 +4797,7 @@
           <w:t>http://www.vedicrx.com</w:t>
         </w:r>
       </w:hyperlink>
-      <w:hyperlink r:id="rId51">
+      <w:hyperlink r:id="rId50">
         <w:r>
           <w:rPr>
             <w:color w:val="000000" w:themeColor="text1"/>
@@ -4071,7 +4805,7 @@
           <w:t>,</w:t>
         </w:r>
       </w:hyperlink>
-      <w:hyperlink r:id="rId52">
+      <w:hyperlink r:id="rId51">
         <w:r>
           <w:rPr>
             <w:color w:val="000000" w:themeColor="text1"/>
@@ -4079,7 +4813,7 @@
           <w:t xml:space="preserve"> </w:t>
         </w:r>
       </w:hyperlink>
-      <w:hyperlink r:id="rId53">
+      <w:hyperlink r:id="rId52">
         <w:r>
           <w:rPr>
             <w:color w:val="000000" w:themeColor="text1"/>
@@ -4088,7 +4822,7 @@
           <w:t>http://www.dropofjoy.org</w:t>
         </w:r>
       </w:hyperlink>
-      <w:hyperlink r:id="rId54">
+      <w:hyperlink r:id="rId53">
         <w:r>
           <w:rPr>
             <w:color w:val="000000" w:themeColor="text1"/>
@@ -4102,7 +4836,7 @@
         </w:rPr>
         <w:t xml:space="preserve"> </w:t>
       </w:r>
-      <w:hyperlink r:id="rId55">
+      <w:hyperlink r:id="rId54">
         <w:r>
           <w:rPr>
             <w:color w:val="000000" w:themeColor="text1"/>
@@ -4111,7 +4845,7 @@
           <w:t>http://www.devotee.io</w:t>
         </w:r>
       </w:hyperlink>
-      <w:hyperlink r:id="rId56">
+      <w:hyperlink r:id="rId55">
         <w:r>
           <w:rPr>
             <w:color w:val="000000" w:themeColor="text1"/>
@@ -4137,9 +4871,23 @@
         <w:rPr>
           <w:color w:val="000000" w:themeColor="text1"/>
         </w:rPr>
-        <w:t>Projects (Based on Frameworks Bootstrap, CodeIgniter and WordPress) for Infametech Solutions Pvt. Ltd, websites:</w:t>
-      </w:r>
-      <w:hyperlink r:id="rId57">
+        <w:t xml:space="preserve">Projects (Based on Frameworks Bootstrap, CodeIgniter and WordPress) for Infametech Solutions </w:t>
+      </w:r>
+      <w:proofErr w:type="spellStart"/>
+      <w:r>
+        <w:rPr>
+          <w:color w:val="000000" w:themeColor="text1"/>
+        </w:rPr>
+        <w:t>Pvt.</w:t>
+      </w:r>
+      <w:proofErr w:type="spellEnd"/>
+      <w:r>
+        <w:rPr>
+          <w:color w:val="000000" w:themeColor="text1"/>
+        </w:rPr>
+        <w:t xml:space="preserve"> Ltd, websites:</w:t>
+      </w:r>
+      <w:hyperlink r:id="rId56">
         <w:r>
           <w:rPr>
             <w:color w:val="000000" w:themeColor="text1"/>
@@ -4147,7 +4895,7 @@
           <w:t xml:space="preserve"> </w:t>
         </w:r>
       </w:hyperlink>
-      <w:hyperlink r:id="rId58">
+      <w:hyperlink r:id="rId57">
         <w:r>
           <w:rPr>
             <w:color w:val="000000" w:themeColor="text1"/>
@@ -4156,7 +4904,7 @@
           <w:t>http://www.infametech.in</w:t>
         </w:r>
       </w:hyperlink>
-      <w:hyperlink r:id="rId59">
+      <w:hyperlink r:id="rId58">
         <w:r>
           <w:rPr>
             <w:color w:val="000000" w:themeColor="text1"/>
@@ -4164,7 +4912,7 @@
           <w:t>,</w:t>
         </w:r>
       </w:hyperlink>
-      <w:hyperlink r:id="rId60">
+      <w:hyperlink r:id="rId59">
         <w:r>
           <w:rPr>
             <w:color w:val="000000" w:themeColor="text1"/>
@@ -4172,7 +4920,7 @@
           <w:t xml:space="preserve"> </w:t>
         </w:r>
       </w:hyperlink>
-      <w:hyperlink r:id="rId61">
+      <w:hyperlink r:id="rId60">
         <w:r>
           <w:rPr>
             <w:color w:val="000000" w:themeColor="text1"/>
@@ -4181,7 +4929,7 @@
           <w:t>http://triangledesignbuild.in</w:t>
         </w:r>
       </w:hyperlink>
-      <w:hyperlink r:id="rId62">
+      <w:hyperlink r:id="rId61">
         <w:r>
           <w:rPr>
             <w:color w:val="000000" w:themeColor="text1"/>
@@ -4195,7 +4943,7 @@
         </w:rPr>
         <w:t xml:space="preserve"> </w:t>
       </w:r>
-      <w:hyperlink r:id="rId63">
+      <w:hyperlink r:id="rId62">
         <w:r>
           <w:rPr>
             <w:color w:val="000000" w:themeColor="text1"/>
@@ -4204,7 +4952,7 @@
           <w:t>http://athaniresidency.com</w:t>
         </w:r>
       </w:hyperlink>
-      <w:hyperlink r:id="rId64">
+      <w:hyperlink r:id="rId63">
         <w:r>
           <w:rPr>
             <w:color w:val="000000" w:themeColor="text1"/>
@@ -4218,7 +4966,7 @@
         </w:rPr>
         <w:t xml:space="preserve">  </w:t>
       </w:r>
-      <w:hyperlink r:id="rId65">
+      <w:hyperlink r:id="rId64">
         <w:r>
           <w:rPr>
             <w:color w:val="000000" w:themeColor="text1"/>
@@ -4227,7 +4975,7 @@
           <w:t>http://lasimtours.com</w:t>
         </w:r>
       </w:hyperlink>
-      <w:hyperlink r:id="rId66">
+      <w:hyperlink r:id="rId65">
         <w:r>
           <w:rPr>
             <w:color w:val="000000" w:themeColor="text1"/>
@@ -4235,7 +4983,7 @@
           <w:t>,</w:t>
         </w:r>
       </w:hyperlink>
-      <w:hyperlink r:id="rId67">
+      <w:hyperlink r:id="rId66">
         <w:r>
           <w:rPr>
             <w:color w:val="000000" w:themeColor="text1"/>
@@ -4243,7 +4991,7 @@
           <w:t xml:space="preserve"> </w:t>
         </w:r>
       </w:hyperlink>
-      <w:hyperlink r:id="rId68">
+      <w:hyperlink r:id="rId67">
         <w:r>
           <w:rPr>
             <w:color w:val="000000" w:themeColor="text1"/>
@@ -4252,7 +5000,7 @@
           <w:t>http://getinkeralatour.com</w:t>
         </w:r>
       </w:hyperlink>
-      <w:hyperlink r:id="rId69">
+      <w:hyperlink r:id="rId68">
         <w:r>
           <w:rPr>
             <w:color w:val="000000" w:themeColor="text1"/>
@@ -4278,16 +5026,58 @@
         <w:rPr>
           <w:color w:val="000000" w:themeColor="text1"/>
         </w:rPr>
-        <w:t xml:space="preserve">Projects (Logic Multimedia Admin websites, based on PHP mini frame (Logic Frame), with Bootstrap, HTML5, CSS3, JavaScript, jQuery, and additional jQuery plugins such as masonry, LightGallery, slick slider, owl carousel, responsive CropPhoto, etc. </w:t>
+        <w:t xml:space="preserve">Projects (Logic Multimedia Admin websites, based on PHP mini frame (Logic Frame), with Bootstrap, HTML5, CSS3, JavaScript, jQuery, and additional jQuery plugins such as masonry, </w:t>
+      </w:r>
+      <w:proofErr w:type="spellStart"/>
+      <w:r>
+        <w:rPr>
+          <w:color w:val="000000" w:themeColor="text1"/>
+        </w:rPr>
+        <w:t>LightGallery</w:t>
+      </w:r>
+      <w:proofErr w:type="spellEnd"/>
+      <w:r>
+        <w:rPr>
+          <w:color w:val="000000" w:themeColor="text1"/>
+        </w:rPr>
+        <w:t xml:space="preserve">, slick slider, owl carousel, responsive </w:t>
+      </w:r>
+      <w:proofErr w:type="spellStart"/>
+      <w:r>
+        <w:rPr>
+          <w:color w:val="000000" w:themeColor="text1"/>
+        </w:rPr>
+        <w:t>CropPhoto</w:t>
+      </w:r>
+      <w:proofErr w:type="spellEnd"/>
+      <w:r>
+        <w:rPr>
+          <w:color w:val="000000" w:themeColor="text1"/>
+        </w:rPr>
+        <w:t xml:space="preserve">, etc. </w:t>
       </w:r>
       <w:r>
         <w:rPr>
           <w:color w:val="000000" w:themeColor="text1"/>
         </w:rPr>
         <w:br/>
-        <w:t xml:space="preserve">website urls: </w:t>
-      </w:r>
-      <w:hyperlink r:id="rId70">
+        <w:t xml:space="preserve">website </w:t>
+      </w:r>
+      <w:proofErr w:type="spellStart"/>
+      <w:r>
+        <w:rPr>
+          <w:color w:val="000000" w:themeColor="text1"/>
+        </w:rPr>
+        <w:t>urls</w:t>
+      </w:r>
+      <w:proofErr w:type="spellEnd"/>
+      <w:r>
+        <w:rPr>
+          <w:color w:val="000000" w:themeColor="text1"/>
+        </w:rPr>
+        <w:t xml:space="preserve">: </w:t>
+      </w:r>
+      <w:hyperlink r:id="rId69">
         <w:r>
           <w:rPr>
             <w:color w:val="000000" w:themeColor="text1"/>
@@ -4296,7 +5086,7 @@
           <w:t>https://www.hotelsamudra.co.in/</w:t>
         </w:r>
       </w:hyperlink>
-      <w:hyperlink r:id="rId71">
+      <w:hyperlink r:id="rId70">
         <w:r>
           <w:rPr>
             <w:color w:val="000000" w:themeColor="text1"/>
@@ -4310,7 +5100,7 @@
         </w:rPr>
         <w:t xml:space="preserve"> </w:t>
       </w:r>
-      <w:hyperlink r:id="rId72">
+      <w:hyperlink r:id="rId71">
         <w:r>
           <w:rPr>
             <w:color w:val="000000" w:themeColor="text1"/>
@@ -4319,7 +5109,7 @@
           <w:t>https://www.santamariaedu.com/</w:t>
         </w:r>
       </w:hyperlink>
-      <w:hyperlink r:id="rId73">
+      <w:hyperlink r:id="rId72">
         <w:r>
           <w:rPr>
             <w:color w:val="000000" w:themeColor="text1"/>
@@ -4327,7 +5117,7 @@
           <w:t>,</w:t>
         </w:r>
       </w:hyperlink>
-      <w:hyperlink r:id="rId74">
+      <w:hyperlink r:id="rId73">
         <w:r>
           <w:rPr>
             <w:color w:val="000000" w:themeColor="text1"/>
@@ -4335,7 +5125,7 @@
           <w:t xml:space="preserve"> </w:t>
         </w:r>
       </w:hyperlink>
-      <w:hyperlink r:id="rId75">
+      <w:hyperlink r:id="rId74">
         <w:r>
           <w:rPr>
             <w:color w:val="000000" w:themeColor="text1"/>
@@ -4344,7 +5134,7 @@
           <w:t>https://www.mubarakpaints.in/</w:t>
         </w:r>
       </w:hyperlink>
-      <w:hyperlink r:id="rId76">
+      <w:hyperlink r:id="rId75">
         <w:r>
           <w:rPr>
             <w:color w:val="000000" w:themeColor="text1"/>
@@ -4358,7 +5148,7 @@
         </w:rPr>
         <w:t xml:space="preserve"> </w:t>
       </w:r>
-      <w:hyperlink r:id="rId77" w:history="1">
+      <w:hyperlink r:id="rId76" w:history="1">
         <w:r>
           <w:rPr>
             <w:rStyle w:val="Hyperlink"/>
@@ -4368,7 +5158,7 @@
           <w:t>https://www.mecosmetology.com/</w:t>
         </w:r>
       </w:hyperlink>
-      <w:hyperlink r:id="rId78">
+      <w:hyperlink r:id="rId77">
         <w:r>
           <w:rPr>
             <w:color w:val="000000" w:themeColor="text1"/>
@@ -4376,7 +5166,7 @@
           <w:t>,</w:t>
         </w:r>
       </w:hyperlink>
-      <w:hyperlink r:id="rId79">
+      <w:hyperlink r:id="rId78">
         <w:r>
           <w:rPr>
             <w:color w:val="000000" w:themeColor="text1"/>
@@ -4384,7 +5174,7 @@
           <w:t xml:space="preserve"> </w:t>
         </w:r>
       </w:hyperlink>
-      <w:hyperlink r:id="rId80">
+      <w:hyperlink r:id="rId79">
         <w:r>
           <w:rPr>
             <w:color w:val="000000" w:themeColor="text1"/>
@@ -4393,7 +5183,7 @@
           <w:t>https://membh.com/</w:t>
         </w:r>
       </w:hyperlink>
-      <w:hyperlink r:id="rId81">
+      <w:hyperlink r:id="rId80">
         <w:r>
           <w:rPr>
             <w:color w:val="000000" w:themeColor="text1"/>
@@ -4419,7 +5209,35 @@
         <w:rPr>
           <w:color w:val="000000" w:themeColor="text1"/>
         </w:rPr>
-        <w:t>Project Quilon Mobiles Service Center - Online mobile repair service, Admin website based on PHP mini frame (Logic Frame), with Bootstrap, HTML5, CSS3, JavaScript, jQuery, additional jQuery plugins such as LightGallery, jQuery data tables, etc. other website projects such as Razor Payment Gateway, PHP Mailer, responsive CropPhoto, Google reCAPTCHA and sha security.</w:t>
+        <w:t xml:space="preserve">Project Quilon Mobiles Service Center - Online mobile repair service, Admin website based on PHP mini frame (Logic Frame), with Bootstrap, HTML5, CSS3, JavaScript, jQuery, additional jQuery plugins such as </w:t>
+      </w:r>
+      <w:proofErr w:type="spellStart"/>
+      <w:r>
+        <w:rPr>
+          <w:color w:val="000000" w:themeColor="text1"/>
+        </w:rPr>
+        <w:t>LightGallery</w:t>
+      </w:r>
+      <w:proofErr w:type="spellEnd"/>
+      <w:r>
+        <w:rPr>
+          <w:color w:val="000000" w:themeColor="text1"/>
+        </w:rPr>
+        <w:t xml:space="preserve">, jQuery data tables, etc. other website projects such as Razor Payment Gateway, PHP Mailer, responsive </w:t>
+      </w:r>
+      <w:proofErr w:type="spellStart"/>
+      <w:r>
+        <w:rPr>
+          <w:color w:val="000000" w:themeColor="text1"/>
+        </w:rPr>
+        <w:t>CropPhoto</w:t>
+      </w:r>
+      <w:proofErr w:type="spellEnd"/>
+      <w:r>
+        <w:rPr>
+          <w:color w:val="000000" w:themeColor="text1"/>
+        </w:rPr>
+        <w:t>, Google reCAPTCHA and sha security.</w:t>
       </w:r>
     </w:p>
     <w:p>
@@ -4433,9 +5251,37 @@
         <w:rPr>
           <w:color w:val="000000" w:themeColor="text1"/>
         </w:rPr>
-        <w:t>Project LM Mall - A MODERN SHOPPING MALL WITH ALL AMENITIES, Admin website based on PHP mini frame (Logic Frame), with Bootstrap, HTML5, CSS3, JavaScript, jQuery, additional jQuery plugins such as LightGallery, jQuery data tables, etc. other website projects such as responsive CropPhoto, Google reCAPTCHA and sha security. (</w:t>
-      </w:r>
-      <w:hyperlink r:id="rId82" w:history="1">
+        <w:t xml:space="preserve">Project LM Mall - A MODERN SHOPPING MALL WITH ALL AMENITIES, Admin website based on PHP mini frame (Logic Frame), with Bootstrap, HTML5, CSS3, JavaScript, jQuery, additional jQuery plugins such as </w:t>
+      </w:r>
+      <w:proofErr w:type="spellStart"/>
+      <w:r>
+        <w:rPr>
+          <w:color w:val="000000" w:themeColor="text1"/>
+        </w:rPr>
+        <w:t>LightGallery</w:t>
+      </w:r>
+      <w:proofErr w:type="spellEnd"/>
+      <w:r>
+        <w:rPr>
+          <w:color w:val="000000" w:themeColor="text1"/>
+        </w:rPr>
+        <w:t xml:space="preserve">, jQuery data tables, etc. other website projects such as responsive </w:t>
+      </w:r>
+      <w:proofErr w:type="spellStart"/>
+      <w:r>
+        <w:rPr>
+          <w:color w:val="000000" w:themeColor="text1"/>
+        </w:rPr>
+        <w:t>CropPhoto</w:t>
+      </w:r>
+      <w:proofErr w:type="spellEnd"/>
+      <w:r>
+        <w:rPr>
+          <w:color w:val="000000" w:themeColor="text1"/>
+        </w:rPr>
+        <w:t>, Google reCAPTCHA and sha security. (</w:t>
+      </w:r>
+      <w:hyperlink r:id="rId81" w:history="1">
         <w:r>
           <w:rPr>
             <w:rStyle w:val="Hyperlink"/>
@@ -4463,7 +5309,21 @@
         <w:rPr>
           <w:color w:val="000000" w:themeColor="text1"/>
         </w:rPr>
-        <w:t>Project Proconex – A</w:t>
+        <w:t xml:space="preserve">Project </w:t>
+      </w:r>
+      <w:proofErr w:type="spellStart"/>
+      <w:r>
+        <w:rPr>
+          <w:color w:val="000000" w:themeColor="text1"/>
+        </w:rPr>
+        <w:t>Proconex</w:t>
+      </w:r>
+      <w:proofErr w:type="spellEnd"/>
+      <w:r>
+        <w:rPr>
+          <w:color w:val="000000" w:themeColor="text1"/>
+        </w:rPr>
+        <w:t xml:space="preserve"> – A</w:t>
       </w:r>
       <w:r>
         <w:rPr>
@@ -4499,9 +5359,23 @@
         <w:rPr>
           <w:color w:val="000000" w:themeColor="text1"/>
         </w:rPr>
-        <w:t>based on PHP UI admin framework, with Bootstrap, HTML5, CSS3, JavaScript, jQuery, additional jQuery plugins such as LightGallery, jQuery data tables, etc. (</w:t>
-      </w:r>
-      <w:hyperlink r:id="rId83" w:history="1">
+        <w:t xml:space="preserve">based on PHP UI admin framework, with Bootstrap, HTML5, CSS3, JavaScript, jQuery, additional jQuery plugins such as </w:t>
+      </w:r>
+      <w:proofErr w:type="spellStart"/>
+      <w:r>
+        <w:rPr>
+          <w:color w:val="000000" w:themeColor="text1"/>
+        </w:rPr>
+        <w:t>LightGallery</w:t>
+      </w:r>
+      <w:proofErr w:type="spellEnd"/>
+      <w:r>
+        <w:rPr>
+          <w:color w:val="000000" w:themeColor="text1"/>
+        </w:rPr>
+        <w:t>, jQuery data tables, etc. (</w:t>
+      </w:r>
+      <w:hyperlink r:id="rId82" w:history="1">
         <w:r>
           <w:rPr>
             <w:rStyle w:val="Hyperlink"/>
@@ -4547,9 +5421,23 @@
         <w:rPr>
           <w:color w:val="000000" w:themeColor="text1"/>
         </w:rPr>
-        <w:t xml:space="preserve">Sree Nandanam Ayurveda Hospital, Website: </w:t>
-      </w:r>
-      <w:hyperlink r:id="rId84" w:history="1">
+        <w:t xml:space="preserve">Sree </w:t>
+      </w:r>
+      <w:proofErr w:type="spellStart"/>
+      <w:r>
+        <w:rPr>
+          <w:color w:val="000000" w:themeColor="text1"/>
+        </w:rPr>
+        <w:t>Nandanam</w:t>
+      </w:r>
+      <w:proofErr w:type="spellEnd"/>
+      <w:r>
+        <w:rPr>
+          <w:color w:val="000000" w:themeColor="text1"/>
+        </w:rPr>
+        <w:t xml:space="preserve"> Ayurveda Hospital, Website: </w:t>
+      </w:r>
+      <w:hyperlink r:id="rId83" w:history="1">
         <w:r>
           <w:rPr>
             <w:rStyle w:val="Hyperlink"/>
@@ -4608,7 +5496,21 @@
         <w:rPr>
           <w:color w:val="000000" w:themeColor="text1"/>
         </w:rPr>
-        <w:t xml:space="preserve">Seminar and Paper Presentations of BE (E&amp;Tc) 2003 – </w:t>
+        <w:t>Seminar and Paper Presentations of BE (</w:t>
+      </w:r>
+      <w:proofErr w:type="spellStart"/>
+      <w:r>
+        <w:rPr>
+          <w:color w:val="000000" w:themeColor="text1"/>
+        </w:rPr>
+        <w:t>E&amp;Tc</w:t>
+      </w:r>
+      <w:proofErr w:type="spellEnd"/>
+      <w:r>
+        <w:rPr>
+          <w:color w:val="000000" w:themeColor="text1"/>
+        </w:rPr>
+        <w:t xml:space="preserve">) 2003 – </w:t>
       </w:r>
       <w:r>
         <w:rPr>
@@ -4649,7 +5551,21 @@
         <w:rPr>
           <w:color w:val="000000" w:themeColor="text1"/>
         </w:rPr>
-        <w:t xml:space="preserve">Certificate of Merit 1995-1996, for securing second place in 4X100 meters inter-house (under 19 boys), Kendriya Vidyalaya No.1, Air Force Station, Pune-32, Maharashtra. </w:t>
+        <w:t xml:space="preserve">Certificate of Merit 1995-1996, for securing second place in 4X100 meters inter-house (under 19 boys), </w:t>
+      </w:r>
+      <w:proofErr w:type="spellStart"/>
+      <w:r>
+        <w:rPr>
+          <w:color w:val="000000" w:themeColor="text1"/>
+        </w:rPr>
+        <w:t>Kendriya</w:t>
+      </w:r>
+      <w:proofErr w:type="spellEnd"/>
+      <w:r>
+        <w:rPr>
+          <w:color w:val="000000" w:themeColor="text1"/>
+        </w:rPr>
+        <w:t xml:space="preserve"> Vidyalaya No.1, Air Force Station, Pune-32, Maharashtra. </w:t>
       </w:r>
     </w:p>
     <w:p>
@@ -4673,7 +5589,7 @@
         </w:rPr>
         <w:t xml:space="preserve"> </w:t>
       </w:r>
-      <w:hyperlink r:id="rId85" w:history="1">
+      <w:hyperlink r:id="rId84" w:history="1">
         <w:r>
           <w:rPr>
             <w:rStyle w:val="Hyperlink"/>
@@ -4796,7 +5712,21 @@
         <w:rPr>
           <w:color w:val="000000" w:themeColor="text1"/>
         </w:rPr>
-        <w:t xml:space="preserve">Advanced C, High Tech PICC Compiler and PIC BootPlus, ARM for LPC2129 and LPC2000 Flash ISP Utility, Arduino-windows. </w:t>
+        <w:t xml:space="preserve">Advanced C, High Tech PICC Compiler and PIC </w:t>
+      </w:r>
+      <w:proofErr w:type="spellStart"/>
+      <w:r>
+        <w:rPr>
+          <w:color w:val="000000" w:themeColor="text1"/>
+        </w:rPr>
+        <w:t>BootPlus</w:t>
+      </w:r>
+      <w:proofErr w:type="spellEnd"/>
+      <w:r>
+        <w:rPr>
+          <w:color w:val="000000" w:themeColor="text1"/>
+        </w:rPr>
+        <w:t xml:space="preserve">, ARM for LPC2129 and LPC2000 Flash ISP Utility, Arduino-windows. </w:t>
       </w:r>
     </w:p>
     <w:p>
@@ -4966,7 +5896,21 @@
               <w:rPr>
                 <w:color w:val="000000" w:themeColor="text1"/>
               </w:rPr>
-              <w:t xml:space="preserve"> Multimedia and Web, 3D Modeling and animation, Swimming, Table Tennis, Music, Magazines, TV &amp; movies. </w:t>
+              <w:t xml:space="preserve"> Multimedia and Web, 3D </w:t>
+            </w:r>
+            <w:proofErr w:type="spellStart"/>
+            <w:r>
+              <w:rPr>
+                <w:color w:val="000000" w:themeColor="text1"/>
+              </w:rPr>
+              <w:t>Modeling</w:t>
+            </w:r>
+            <w:proofErr w:type="spellEnd"/>
+            <w:r>
+              <w:rPr>
+                <w:color w:val="000000" w:themeColor="text1"/>
+              </w:rPr>
+              <w:t xml:space="preserve"> and animation, Swimming, Table Tennis, Music, Magazines, TV &amp; movies. </w:t>
             </w:r>
           </w:p>
           <w:p>
@@ -4992,7 +5936,35 @@
               <w:rPr>
                 <w:color w:val="000000" w:themeColor="text1"/>
               </w:rPr>
-              <w:t xml:space="preserve"> Aswathy, Umayanalloor P.O, Perayam, Kollam, Kerala, PIN-691589. </w:t>
+              <w:t xml:space="preserve"> Aswathy, </w:t>
+            </w:r>
+            <w:proofErr w:type="spellStart"/>
+            <w:r>
+              <w:rPr>
+                <w:color w:val="000000" w:themeColor="text1"/>
+              </w:rPr>
+              <w:t>Umayanalloor</w:t>
+            </w:r>
+            <w:proofErr w:type="spellEnd"/>
+            <w:r>
+              <w:rPr>
+                <w:color w:val="000000" w:themeColor="text1"/>
+              </w:rPr>
+              <w:t xml:space="preserve"> P.O, </w:t>
+            </w:r>
+            <w:proofErr w:type="spellStart"/>
+            <w:r>
+              <w:rPr>
+                <w:color w:val="000000" w:themeColor="text1"/>
+              </w:rPr>
+              <w:t>Perayam</w:t>
+            </w:r>
+            <w:proofErr w:type="spellEnd"/>
+            <w:r>
+              <w:rPr>
+                <w:color w:val="000000" w:themeColor="text1"/>
+              </w:rPr>
+              <w:t xml:space="preserve">, Kollam, Kerala, PIN-691589. </w:t>
             </w:r>
           </w:p>
           <w:p>
@@ -5071,7 +6043,7 @@
                     <pic:cNvPicPr/>
                   </pic:nvPicPr>
                   <pic:blipFill>
-                    <a:blip r:embed="rId86" cstate="print">
+                    <a:blip r:embed="rId85" cstate="print">
                       <a:extLst>
                         <a:ext uri="{28A0092B-C50C-407E-A947-70E740481C1C}">
                           <a14:useLocalDpi xmlns:a14="http://schemas.microsoft.com/office/drawing/2010/main" val="0"/>
@@ -5165,7 +6137,7 @@
           <w:noProof/>
           <w:color w:val="000000" w:themeColor="text1"/>
         </w:rPr>
-        <w:t>30-05-2026</w:t>
+        <w:t>20-09-2026</w:t>
       </w:r>
       <w:r>
         <w:rPr>
@@ -5312,7 +6284,7 @@
       </w:r>
     </w:p>
     <w:sectPr>
-      <w:footerReference w:type="default" r:id="rId87"/>
+      <w:footerReference w:type="default" r:id="rId86"/>
       <w:pgSz w:w="11906" w:h="16838" w:code="9"/>
       <w:pgMar w:top="993" w:right="1447" w:bottom="851" w:left="1441" w:header="720" w:footer="382" w:gutter="0"/>
       <w:cols w:space="720"/>
@@ -7040,6 +8012,7 @@
   <w:style w:type="character" w:default="1" w:styleId="DefaultParagraphFont">
     <w:name w:val="Default Paragraph Font"/>
     <w:uiPriority w:val="1"/>
+    <w:semiHidden/>
     <w:unhideWhenUsed/>
   </w:style>
   <w:style w:type="table" w:default="1" w:styleId="TableNormal">
